--- a/data/DOC_TEMPLATE/Post-arrest bail.docx
+++ b/data/DOC_TEMPLATE/Post-arrest bail.docx
@@ -4,7 +4,8 @@
   <w:body>
     <w:p>
       <w:pPr>
-        <w:spacing w:after="240" w:before="240" w:lineRule="auto"/>
+        <w:spacing w:after="60" w:before="0" w:lineRule="auto" w:line="312"/>
+        <w:jc w:val="center"/>
         <w:rPr>
           <w:b w:val="1"/>
           <w:bCs w:val="1"/>
@@ -14,18 +15,60 @@
       </w:pPr>
       <w:r>
         <w:rPr>
+          <w:rFonts w:ascii="Times New Roman" w:hAnsi="Times New Roman"/>
+          <w:b/>
+          <w:bCs w:val="1"/>
+          <w:i w:val="0"/>
+          <w:color w:val="000000"/>
+          <w:sz w:val="22"/>
+          <w:szCs w:val="32"/>
+          <w:u w:val="none"/>
+          <w:rtl w:val="0"/>
+        </w:rPr>
+        <w:t xml:space="preserve">IN THE COURT OF {SPECIAL/JUDICIAL OFFICER'S TITLE}, {CITY/DISTRICT}.</w:t>
+      </w:r>
+    </w:p>
+    <w:p>
+      <w:pPr>
+        <w:spacing w:after="60" w:before="0" w:lineRule="auto" w:line="312"/>
+        <w:ind w:firstLine="360"/>
+        <w:jc w:val="both"/>
+        <w:rPr>
           <w:b w:val="1"/>
           <w:bCs w:val="1"/>
-          <w:sz w:val="32"/>
-          <w:szCs w:val="32"/>
-          <w:rtl w:val="0"/>
-        </w:rPr>
-        <w:t xml:space="preserve">IN THE COURT OF {SPECIAL/JUDICIAL OFFICER'S TITLE}, {CITY/DISTRICT}.</w:t>
-      </w:r>
-    </w:p>
-    <w:p>
-      <w:pPr>
-        <w:spacing w:after="240" w:before="240" w:lineRule="auto"/>
+        </w:rPr>
+      </w:pPr>
+      <w:r>
+        <w:rPr>
+          <w:rFonts w:ascii="Times New Roman" w:hAnsi="Times New Roman"/>
+          <w:b w:val="0"/>
+          <w:i w:val="0"/>
+          <w:color w:val="000000"/>
+          <w:sz w:val="22"/>
+          <w:u w:val="none"/>
+          <w:rtl w:val="0"/>
+        </w:rPr>
+        <w:t xml:space="preserve">Crl. Misc. No. ________ / B / </w:t>
+      </w:r>
+      <w:r>
+        <w:rPr>
+          <w:rFonts w:ascii="Times New Roman" w:hAnsi="Times New Roman"/>
+          <w:b w:val="0"/>
+          <w:bCs w:val="1"/>
+          <w:i w:val="0"/>
+          <w:color w:val="000000"/>
+          <w:sz w:val="22"/>
+          <w:u w:val="none"/>
+          <w:rtl w:val="0"/>
+        </w:rPr>
+        <w:t xml:space="preserve">{YEAR}.</w:t>
+      </w:r>
+    </w:p>
+    <w:p>
+      <w:pPr>
+        <w:spacing w:after="60" w:before="0" w:lineRule="auto" w:line="312"/>
+        <w:ind w:firstLine="360"/>
+        <w:jc w:val="both"/>
         <w:rPr>
           <w:b w:val="1"/>
           <w:bCs w:val="1"/>
@@ -33,22 +76,134 @@
       </w:pPr>
       <w:r>
         <w:rPr>
-          <w:rtl w:val="0"/>
-        </w:rPr>
-        <w:t xml:space="preserve">Crl. Misc. No. ________ / B / </w:t>
-      </w:r>
-      <w:r>
+          <w:rFonts w:ascii="Times New Roman" w:hAnsi="Times New Roman"/>
+          <w:b/>
+          <w:bCs w:val="1"/>
+          <w:i w:val="0"/>
+          <w:color w:val="000000"/>
+          <w:sz w:val="22"/>
+          <w:u w:val="none"/>
+          <w:rtl w:val="0"/>
+        </w:rPr>
+        <w:t xml:space="preserve">{NAME OF ACCUSED/PETITIONER} </w:t>
+      </w:r>
+      <w:r>
+        <w:rPr>
+          <w:rFonts w:ascii="Times New Roman" w:hAnsi="Times New Roman"/>
+          <w:b/>
+          <w:i w:val="0"/>
+          <w:color w:val="000000"/>
+          <w:sz w:val="22"/>
+          <w:u w:val="none"/>
+          <w:rtl w:val="0"/>
+        </w:rPr>
+        <w:t xml:space="preserve">S/O, D/O, W/O </w:t>
+      </w:r>
+      <w:r>
+        <w:rPr>
+          <w:rFonts w:ascii="Times New Roman" w:hAnsi="Times New Roman"/>
+          <w:b/>
+          <w:bCs w:val="1"/>
+          <w:i w:val="0"/>
+          <w:color w:val="000000"/>
+          <w:sz w:val="22"/>
+          <w:u w:val="none"/>
+          <w:rtl w:val="0"/>
+        </w:rPr>
+        <w:t xml:space="preserve">{FATHER/HUSBAND'S NAME},</w:t>
+      </w:r>
+    </w:p>
+    <w:p>
+      <w:pPr>
+        <w:spacing w:after="60" w:before="0" w:lineRule="auto" w:line="312"/>
+        <w:ind w:firstLine="360"/>
+        <w:jc w:val="both"/>
         <w:rPr>
           <w:b w:val="1"/>
           <w:bCs w:val="1"/>
-          <w:rtl w:val="0"/>
-        </w:rPr>
-        <w:t xml:space="preserve">{YEAR}.</w:t>
-      </w:r>
-    </w:p>
-    <w:p>
-      <w:pPr>
-        <w:spacing w:after="240" w:before="240" w:lineRule="auto"/>
+        </w:rPr>
+      </w:pPr>
+      <w:r>
+        <w:rPr>
+          <w:rFonts w:ascii="Times New Roman" w:hAnsi="Times New Roman"/>
+          <w:b w:val="0"/>
+          <w:i w:val="0"/>
+          <w:color w:val="000000"/>
+          <w:sz w:val="22"/>
+          <w:u w:val="none"/>
+          <w:rtl w:val="0"/>
+        </w:rPr>
+        <w:t xml:space="preserve">Resident of </w:t>
+      </w:r>
+      <w:r>
+        <w:rPr>
+          <w:rFonts w:ascii="Times New Roman" w:hAnsi="Times New Roman"/>
+          <w:b w:val="0"/>
+          <w:bCs w:val="1"/>
+          <w:i w:val="0"/>
+          <w:color w:val="000000"/>
+          <w:sz w:val="22"/>
+          <w:u w:val="none"/>
+          <w:rtl w:val="0"/>
+        </w:rPr>
+        <w:t xml:space="preserve">{FULL ADDRESS},</w:t>
+      </w:r>
+      <w:r>
+        <w:rPr>
+          <w:rFonts w:ascii="Times New Roman" w:hAnsi="Times New Roman"/>
+          <w:b w:val="0"/>
+          <w:i w:val="0"/>
+          <w:color w:val="000000"/>
+          <w:sz w:val="22"/>
+          <w:u w:val="none"/>
+          <w:rtl w:val="0"/>
+        </w:rPr>
+        <w:t xml:space="preserve"> Tehsil</w:t>
+      </w:r>
+      <w:r>
+        <w:rPr>
+          <w:rFonts w:ascii="Times New Roman" w:hAnsi="Times New Roman"/>
+          <w:b w:val="0"/>
+          <w:bCs w:val="1"/>
+          <w:i w:val="0"/>
+          <w:color w:val="000000"/>
+          <w:sz w:val="22"/>
+          <w:u w:val="none"/>
+          <w:rtl w:val="0"/>
+        </w:rPr>
+        <w:t xml:space="preserve"> {TEHSIL}</w:t>
+      </w:r>
+      <w:r>
+        <w:rPr>
+          <w:rFonts w:ascii="Times New Roman" w:hAnsi="Times New Roman"/>
+          <w:b w:val="0"/>
+          <w:i w:val="0"/>
+          <w:color w:val="000000"/>
+          <w:sz w:val="22"/>
+          <w:u w:val="none"/>
+          <w:rtl w:val="0"/>
+        </w:rPr>
+        <w:t xml:space="preserve">, District </w:t>
+      </w:r>
+      <w:r>
+        <w:rPr>
+          <w:rFonts w:ascii="Times New Roman" w:hAnsi="Times New Roman"/>
+          <w:b w:val="0"/>
+          <w:bCs w:val="1"/>
+          <w:i w:val="0"/>
+          <w:color w:val="000000"/>
+          <w:sz w:val="22"/>
+          <w:u w:val="none"/>
+          <w:rtl w:val="0"/>
+        </w:rPr>
+        <w:t xml:space="preserve">{DISTRICT}.</w:t>
+      </w:r>
+    </w:p>
+    <w:p>
+      <w:pPr>
+        <w:spacing w:after="60" w:before="0" w:lineRule="auto" w:line="312"/>
+        <w:ind w:firstLine="360"/>
+        <w:jc w:val="both"/>
         <w:rPr>
           <w:b w:val="1"/>
           <w:bCs w:val="1"/>
@@ -56,160 +211,121 @@
       </w:pPr>
       <w:r>
         <w:rPr>
+          <w:rFonts w:ascii="Times New Roman" w:hAnsi="Times New Roman"/>
+          <w:b/>
+          <w:bCs w:val="1"/>
+          <w:i w:val="0"/>
+          <w:color w:val="000000"/>
+          <w:sz w:val="22"/>
+          <w:u w:val="none"/>
+          <w:rtl w:val="0"/>
+        </w:rPr>
+        <w:t xml:space="preserve">…PETITIONER/ACCUSED</w:t>
+      </w:r>
+    </w:p>
+    <w:p>
+      <w:pPr>
+        <w:spacing w:after="60" w:before="0" w:lineRule="auto" w:line="312"/>
+        <w:ind w:firstLine="360"/>
+        <w:jc w:val="both"/>
+        <w:rPr>
           <w:b w:val="1"/>
           <w:bCs w:val="1"/>
-          <w:rtl w:val="0"/>
-        </w:rPr>
-        <w:t xml:space="preserve">{NAME OF ACCUSED/PETITIONER} </w:t>
-      </w:r>
-      <w:r>
-        <w:rPr>
-          <w:rtl w:val="0"/>
-        </w:rPr>
-        <w:t xml:space="preserve">S/O, D/O, W/O </w:t>
-      </w:r>
-      <w:r>
+        </w:rPr>
+      </w:pPr>
+      <w:r>
+        <w:rPr>
+          <w:rFonts w:ascii="Times New Roman" w:hAnsi="Times New Roman"/>
+          <w:b w:val="0"/>
+          <w:bCs w:val="1"/>
+          <w:i w:val="0"/>
+          <w:color w:val="000000"/>
+          <w:sz w:val="22"/>
+          <w:u w:val="none"/>
+          <w:rtl w:val="0"/>
+        </w:rPr>
+        <w:t xml:space="preserve">VERSUS</w:t>
+      </w:r>
+    </w:p>
+    <w:p>
+      <w:pPr>
+        <w:spacing w:after="60" w:before="0" w:lineRule="auto" w:line="312"/>
+        <w:ind w:firstLine="360"/>
+        <w:jc w:val="both"/>
+        <w:rPr/>
+      </w:pPr>
+      <w:r>
+        <w:rPr>
+          <w:rFonts w:ascii="Times New Roman" w:hAnsi="Times New Roman"/>
+          <w:b w:val="0"/>
+          <w:i w:val="0"/>
+          <w:color w:val="000000"/>
+          <w:sz w:val="22"/>
+          <w:u w:val="none"/>
+          <w:rtl w:val="0"/>
+        </w:rPr>
+        <w:t xml:space="preserve">The State (through Public Prosecutor).</w:t>
+      </w:r>
+    </w:p>
+    <w:p>
+      <w:pPr>
+        <w:spacing w:after="60" w:before="0" w:lineRule="auto" w:line="312"/>
+        <w:ind w:firstLine="360"/>
+        <w:jc w:val="both"/>
+        <w:rPr/>
+      </w:pPr>
+      <w:r>
+        <w:rPr>
+          <w:rFonts w:ascii="Times New Roman" w:hAnsi="Times New Roman"/>
+          <w:b w:val="0"/>
+          <w:i w:val="0"/>
+          <w:color w:val="000000"/>
+          <w:sz w:val="22"/>
+          <w:u w:val="none"/>
+          <w:rtl w:val="0"/>
+        </w:rPr>
+        <w:t xml:space="preserve">{NAME OF COMPLAINANT/DEPARTMENT}</w:t>
+      </w:r>
+    </w:p>
+    <w:p>
+      <w:pPr>
+        <w:spacing w:after="60" w:before="0" w:lineRule="auto" w:line="312"/>
+        <w:ind w:firstLine="360"/>
+        <w:jc w:val="both"/>
+        <w:rPr/>
+      </w:pPr>
+      <w:r>
+        <w:rPr>
+          <w:rFonts w:ascii="Times New Roman" w:hAnsi="Times New Roman"/>
+          <w:b/>
+          <w:i w:val="0"/>
+          <w:color w:val="000000"/>
+          <w:sz w:val="22"/>
+          <w:u w:val="none"/>
+          <w:rtl w:val="0"/>
+        </w:rPr>
+        <w:t xml:space="preserve">{ADD OTHER RESPONDENTS IF APPLICABLE}</w:t>
+      </w:r>
+    </w:p>
+    <w:p>
+      <w:pPr>
+        <w:spacing w:after="60" w:before="0" w:lineRule="auto" w:line="312"/>
+        <w:ind w:firstLine="360"/>
+        <w:jc w:val="both"/>
         <w:rPr>
           <w:b w:val="1"/>
           <w:bCs w:val="1"/>
-          <w:rtl w:val="0"/>
-        </w:rPr>
-        <w:t xml:space="preserve">{FATHER/HUSBAND'S NAME},</w:t>
-      </w:r>
-    </w:p>
-    <w:p>
-      <w:pPr>
-        <w:spacing w:after="240" w:before="240" w:lineRule="auto"/>
-        <w:rPr>
-          <w:b w:val="1"/>
-          <w:bCs w:val="1"/>
-        </w:rPr>
-      </w:pPr>
-      <w:r>
-        <w:rPr>
-          <w:rtl w:val="0"/>
-        </w:rPr>
-        <w:t xml:space="preserve">Resident of </w:t>
-      </w:r>
-      <w:r>
-        <w:rPr>
-          <w:b w:val="1"/>
-          <w:bCs w:val="1"/>
-          <w:rtl w:val="0"/>
-        </w:rPr>
-        <w:t xml:space="preserve">{FULL ADDRESS},</w:t>
-      </w:r>
-      <w:r>
-        <w:rPr>
-          <w:rtl w:val="0"/>
-        </w:rPr>
-        <w:t xml:space="preserve"> Tehsil</w:t>
-      </w:r>
-      <w:r>
-        <w:rPr>
-          <w:b w:val="1"/>
-          <w:bCs w:val="1"/>
-          <w:rtl w:val="0"/>
-        </w:rPr>
-        <w:t xml:space="preserve"> {TEHSIL}</w:t>
-      </w:r>
-      <w:r>
-        <w:rPr>
-          <w:rtl w:val="0"/>
-        </w:rPr>
-        <w:t xml:space="preserve">, District </w:t>
-      </w:r>
-      <w:r>
-        <w:rPr>
-          <w:b w:val="1"/>
-          <w:bCs w:val="1"/>
-          <w:rtl w:val="0"/>
-        </w:rPr>
-        <w:t xml:space="preserve">{DISTRICT}.</w:t>
-      </w:r>
-    </w:p>
-    <w:p>
-      <w:pPr>
-        <w:spacing w:after="240" w:before="240" w:lineRule="auto"/>
-        <w:rPr>
-          <w:b w:val="1"/>
-          <w:bCs w:val="1"/>
-        </w:rPr>
-      </w:pPr>
-      <w:r>
-        <w:rPr>
-          <w:b w:val="1"/>
-          <w:bCs w:val="1"/>
-          <w:rtl w:val="0"/>
-        </w:rPr>
-        <w:t xml:space="preserve">…PETITIONER/ACCUSED</w:t>
-      </w:r>
-    </w:p>
-    <w:p>
-      <w:pPr>
-        <w:spacing w:after="240" w:before="240" w:lineRule="auto"/>
-        <w:rPr>
-          <w:b w:val="1"/>
-          <w:bCs w:val="1"/>
-        </w:rPr>
-      </w:pPr>
-      <w:r>
-        <w:rPr>
-          <w:b w:val="1"/>
-          <w:bCs w:val="1"/>
-          <w:rtl w:val="0"/>
-        </w:rPr>
-        <w:t xml:space="preserve">VERSUS</w:t>
-      </w:r>
-    </w:p>
-    <w:p>
-      <w:pPr>
-        <w:spacing w:after="240" w:before="240" w:lineRule="auto"/>
-        <w:rPr/>
-      </w:pPr>
-      <w:r>
-        <w:rPr>
-          <w:rtl w:val="0"/>
-        </w:rPr>
-        <w:t xml:space="preserve">The State (through Public Prosecutor).</w:t>
-      </w:r>
-    </w:p>
-    <w:p>
-      <w:pPr>
-        <w:spacing w:after="240" w:before="240" w:lineRule="auto"/>
-        <w:rPr/>
-      </w:pPr>
-      <w:r>
-        <w:rPr>
-          <w:rtl w:val="0"/>
-        </w:rPr>
-        <w:t xml:space="preserve">{NAME OF COMPLAINANT/DEPARTMENT}</w:t>
-      </w:r>
-    </w:p>
-    <w:p>
-      <w:pPr>
-        <w:spacing w:after="240" w:before="240" w:lineRule="auto"/>
-        <w:rPr/>
-      </w:pPr>
-      <w:r>
-        <w:rPr>
-          <w:rtl w:val="0"/>
-        </w:rPr>
-        <w:t xml:space="preserve">{ADD OTHER RESPONDENTS IF APPLICABLE}</w:t>
-      </w:r>
-    </w:p>
-    <w:p>
-      <w:pPr>
-        <w:spacing w:after="240" w:before="240" w:lineRule="auto"/>
-        <w:rPr>
-          <w:b w:val="1"/>
-          <w:bCs w:val="1"/>
-        </w:rPr>
-      </w:pPr>
-      <w:r>
-        <w:rPr>
-          <w:b w:val="1"/>
-          <w:bCs w:val="1"/>
+        </w:rPr>
+      </w:pPr>
+      <w:r>
+        <w:rPr>
+          <w:rFonts w:ascii="Times New Roman" w:hAnsi="Times New Roman"/>
+          <w:b/>
+          <w:bCs w:val="1"/>
+          <w:i w:val="0"/>
+          <w:color w:val="000000"/>
+          <w:sz w:val="22"/>
+          <w:u w:val="none"/>
           <w:rtl w:val="0"/>
         </w:rPr>
         <w:t xml:space="preserve">…RESPONDENTS</w:t>
@@ -217,19 +333,32 @@
     </w:p>
     <w:p>
       <w:pPr>
-        <w:spacing w:after="240" w:before="240" w:lineRule="auto"/>
-        <w:rPr/>
-      </w:pPr>
-      <w:r>
-        <w:rPr>
-          <w:b w:val="1"/>
-          <w:bCs w:val="1"/>
+        <w:spacing w:after="60" w:before="0" w:lineRule="auto" w:line="312"/>
+        <w:ind w:firstLine="360"/>
+        <w:jc w:val="both"/>
+        <w:rPr/>
+      </w:pPr>
+      <w:r>
+        <w:rPr>
+          <w:rFonts w:ascii="Times New Roman" w:hAnsi="Times New Roman"/>
+          <w:b w:val="0"/>
+          <w:bCs w:val="1"/>
+          <w:i w:val="0"/>
+          <w:color w:val="000000"/>
+          <w:sz w:val="22"/>
+          <w:u w:val="none"/>
           <w:rtl w:val="0"/>
         </w:rPr>
         <w:t xml:space="preserve">CASE DETAILS:</w:t>
       </w:r>
       <w:r>
         <w:rPr>
+          <w:rFonts w:ascii="Times New Roman" w:hAnsi="Times New Roman"/>
+          <w:b w:val="0"/>
+          <w:i w:val="0"/>
+          <w:color w:val="000000"/>
+          <w:sz w:val="22"/>
+          <w:u w:val="none"/>
           <w:rtl w:val="0"/>
         </w:rPr>
       </w:r>
@@ -290,14 +419,25 @@
             </w:pPr>
             <w:r>
               <w:rPr>
-                <w:b w:val="1"/>
+                <w:rFonts w:ascii="Times New Roman" w:hAnsi="Times New Roman"/>
+                <w:b w:val="0"/>
                 <w:bCs w:val="1"/>
+                <w:i w:val="0"/>
+                <w:color w:val="000000"/>
+                <w:sz w:val="22"/>
+                <w:u w:val="none"/>
                 <w:rtl w:val="0"/>
               </w:rPr>
               <w:t xml:space="preserve">DETAIL</w:t>
             </w:r>
             <w:r>
               <w:rPr>
+                <w:rFonts w:ascii="Times New Roman" w:hAnsi="Times New Roman"/>
+                <w:b w:val="0"/>
+                <w:i w:val="0"/>
+                <w:color w:val="000000"/>
+                <w:sz w:val="22"/>
+                <w:u w:val="none"/>
                 <w:rtl w:val="0"/>
               </w:rPr>
             </w:r>
@@ -327,14 +467,25 @@
             </w:pPr>
             <w:r>
               <w:rPr>
-                <w:b w:val="1"/>
+                <w:rFonts w:ascii="Times New Roman" w:hAnsi="Times New Roman"/>
+                <w:b w:val="0"/>
                 <w:bCs w:val="1"/>
+                <w:i w:val="0"/>
+                <w:color w:val="000000"/>
+                <w:sz w:val="22"/>
+                <w:u w:val="none"/>
                 <w:rtl w:val="0"/>
               </w:rPr>
               <w:t xml:space="preserve">INFORMATION</w:t>
             </w:r>
             <w:r>
               <w:rPr>
+                <w:rFonts w:ascii="Times New Roman" w:hAnsi="Times New Roman"/>
+                <w:b w:val="0"/>
+                <w:i w:val="0"/>
+                <w:color w:val="000000"/>
+                <w:sz w:val="22"/>
+                <w:u w:val="none"/>
                 <w:rtl w:val="0"/>
               </w:rPr>
             </w:r>
@@ -373,8 +524,13 @@
             </w:pPr>
             <w:r>
               <w:rPr>
-                <w:b w:val="1"/>
+                <w:rFonts w:ascii="Times New Roman" w:hAnsi="Times New Roman"/>
+                <w:b w:val="0"/>
                 <w:bCs w:val="1"/>
+                <w:i w:val="0"/>
+                <w:color w:val="000000"/>
+                <w:sz w:val="22"/>
+                <w:u w:val="none"/>
                 <w:rtl w:val="0"/>
               </w:rPr>
               <w:t xml:space="preserve">FIR No. &amp; Date</w:t>
@@ -404,6 +560,12 @@
             </w:pPr>
             <w:r>
               <w:rPr>
+                <w:rFonts w:ascii="Times New Roman" w:hAnsi="Times New Roman"/>
+                <w:b w:val="0"/>
+                <w:i w:val="0"/>
+                <w:color w:val="000000"/>
+                <w:sz w:val="22"/>
+                <w:u w:val="none"/>
                 <w:rtl w:val="0"/>
               </w:rPr>
               <w:t xml:space="preserve">{FIR NUMBER}, dated {DATE OF FIR}</w:t>
@@ -443,8 +605,13 @@
             </w:pPr>
             <w:r>
               <w:rPr>
-                <w:b w:val="1"/>
+                <w:rFonts w:ascii="Times New Roman" w:hAnsi="Times New Roman"/>
+                <w:b w:val="0"/>
                 <w:bCs w:val="1"/>
+                <w:i w:val="0"/>
+                <w:color w:val="000000"/>
+                <w:sz w:val="22"/>
+                <w:u w:val="none"/>
                 <w:rtl w:val="0"/>
               </w:rPr>
               <w:t xml:space="preserve">Offence(s) U/S</w:t>
@@ -474,6 +641,12 @@
             </w:pPr>
             <w:r>
               <w:rPr>
+                <w:rFonts w:ascii="Times New Roman" w:hAnsi="Times New Roman"/>
+                <w:b w:val="0"/>
+                <w:i w:val="0"/>
+                <w:color w:val="000000"/>
+                <w:sz w:val="22"/>
+                <w:u w:val="none"/>
                 <w:rtl w:val="0"/>
               </w:rPr>
               <w:t xml:space="preserve">{RELEVANT SECTIONS OF SPECIAL LAWS &amp; PPC}</w:t>
@@ -513,8 +686,13 @@
             </w:pPr>
             <w:r>
               <w:rPr>
-                <w:b w:val="1"/>
+                <w:rFonts w:ascii="Times New Roman" w:hAnsi="Times New Roman"/>
+                <w:b w:val="0"/>
                 <w:bCs w:val="1"/>
+                <w:i w:val="0"/>
+                <w:color w:val="000000"/>
+                <w:sz w:val="22"/>
+                <w:u w:val="none"/>
                 <w:rtl w:val="0"/>
               </w:rPr>
               <w:t xml:space="preserve">Police Station/Agency</w:t>
@@ -544,6 +722,12 @@
             </w:pPr>
             <w:r>
               <w:rPr>
+                <w:rFonts w:ascii="Times New Roman" w:hAnsi="Times New Roman"/>
+                <w:b w:val="0"/>
+                <w:i w:val="0"/>
+                <w:color w:val="000000"/>
+                <w:sz w:val="22"/>
+                <w:u w:val="none"/>
                 <w:rtl w:val="0"/>
               </w:rPr>
               <w:t xml:space="preserve">{NAME OF POLICE STATION / INVESTIGATING AGENCY}</w:t>
@@ -583,8 +767,13 @@
             </w:pPr>
             <w:r>
               <w:rPr>
-                <w:b w:val="1"/>
+                <w:rFonts w:ascii="Times New Roman" w:hAnsi="Times New Roman"/>
+                <w:b w:val="0"/>
                 <w:bCs w:val="1"/>
+                <w:i w:val="0"/>
+                <w:color w:val="000000"/>
+                <w:sz w:val="22"/>
+                <w:u w:val="none"/>
                 <w:rtl w:val="0"/>
               </w:rPr>
               <w:t xml:space="preserve">District</w:t>
@@ -614,6 +803,12 @@
             </w:pPr>
             <w:r>
               <w:rPr>
+                <w:rFonts w:ascii="Times New Roman" w:hAnsi="Times New Roman"/>
+                <w:b w:val="0"/>
+                <w:i w:val="0"/>
+                <w:color w:val="000000"/>
+                <w:sz w:val="22"/>
+                <w:u w:val="none"/>
                 <w:rtl w:val="0"/>
               </w:rPr>
               <w:t xml:space="preserve">{DISTRICT WHERE CASE IS TRIABLE}</w:t>
@@ -624,22 +819,38 @@
     </w:tbl>
     <w:p>
       <w:pPr>
-        <w:spacing w:after="240" w:before="240" w:lineRule="auto"/>
-        <w:rPr/>
-      </w:pPr>
-      <w:r>
-        <w:rPr>
-          <w:rtl w:val="0"/>
-        </w:rPr>
-      </w:r>
-    </w:p>
-    <w:p>
-      <w:pPr>
-        <w:spacing w:after="240" w:before="240" w:lineRule="auto"/>
-        <w:rPr/>
-      </w:pPr>
-      <w:r>
-        <w:rPr>
+        <w:spacing w:after="60" w:before="0" w:lineRule="auto" w:line="312"/>
+        <w:ind w:firstLine="360"/>
+        <w:jc w:val="both"/>
+        <w:rPr/>
+      </w:pPr>
+      <w:r>
+        <w:rPr>
+          <w:rFonts w:ascii="Times New Roman" w:hAnsi="Times New Roman"/>
+          <w:b w:val="0"/>
+          <w:i w:val="0"/>
+          <w:color w:val="000000"/>
+          <w:sz w:val="22"/>
+          <w:u w:val="none"/>
+          <w:rtl w:val="0"/>
+        </w:rPr>
+      </w:r>
+    </w:p>
+    <w:p>
+      <w:pPr>
+        <w:spacing w:after="60" w:before="0" w:lineRule="auto" w:line="312"/>
+        <w:ind w:firstLine="360"/>
+        <w:jc w:val="both"/>
+        <w:rPr/>
+      </w:pPr>
+      <w:r>
+        <w:rPr>
+          <w:rFonts w:ascii="Times New Roman" w:hAnsi="Times New Roman"/>
+          <w:b w:val="0"/>
+          <w:i w:val="0"/>
+          <w:color w:val="000000"/>
+          <w:sz w:val="22"/>
+          <w:u w:val="none"/>
           <w:rtl w:val="0"/>
         </w:rPr>
         <w:t xml:space="preserve">PETITION UNDER SECTION 497 OF THE CODE OF CRIMINAL PROCEDURE, 1898, FOR THE GRANT OF POST-ARREST BAIL.</w:t>
@@ -647,7 +858,9 @@
     </w:p>
     <w:p>
       <w:pPr>
-        <w:spacing w:after="240" w:before="240" w:lineRule="auto"/>
+        <w:spacing w:after="60" w:before="0" w:lineRule="auto" w:line="312"/>
+        <w:ind w:firstLine="360"/>
+        <w:jc w:val="both"/>
         <w:rPr>
           <w:b w:val="1"/>
           <w:bCs w:val="1"/>
@@ -655,682 +868,1134 @@
       </w:pPr>
       <w:r>
         <w:rPr>
+          <w:rFonts w:ascii="Times New Roman" w:hAnsi="Times New Roman"/>
+          <w:b w:val="0"/>
+          <w:bCs w:val="1"/>
+          <w:i w:val="0"/>
+          <w:color w:val="000000"/>
+          <w:sz w:val="22"/>
+          <w:u w:val="none"/>
+          <w:rtl w:val="0"/>
+        </w:rPr>
+        <w:t xml:space="preserve">Respectfully Sheweth:</w:t>
+      </w:r>
+    </w:p>
+    <w:p>
+      <w:pPr>
+        <w:spacing w:after="60" w:before="0" w:lineRule="auto" w:line="312"/>
+        <w:ind w:firstLine="360"/>
+        <w:jc w:val="both"/>
+        <w:rPr/>
+      </w:pPr>
+      <w:r>
+        <w:rPr>
+          <w:rFonts w:ascii="Times New Roman" w:hAnsi="Times New Roman"/>
+          <w:b/>
+          <w:i w:val="0"/>
+          <w:color w:val="000000"/>
+          <w:sz w:val="22"/>
+          <w:u w:val="none"/>
+          <w:rtl w:val="0"/>
+        </w:rPr>
+        <w:t xml:space="preserve">That the above-mentioned FIR was registered on</w:t>
+      </w:r>
+      <w:r>
+        <w:rPr>
+          <w:rFonts w:ascii="Times New Roman" w:hAnsi="Times New Roman"/>
+          <w:b/>
+          <w:bCs w:val="1"/>
+          <w:i w:val="0"/>
+          <w:color w:val="000000"/>
+          <w:sz w:val="22"/>
+          <w:u w:val="none"/>
+          <w:rtl w:val="0"/>
+        </w:rPr>
+        <w:t xml:space="preserve"> {DATE OF FIR}</w:t>
+      </w:r>
+      <w:r>
+        <w:rPr>
+          <w:rFonts w:ascii="Times New Roman" w:hAnsi="Times New Roman"/>
+          <w:b/>
+          <w:i w:val="0"/>
+          <w:color w:val="000000"/>
+          <w:sz w:val="22"/>
+          <w:u w:val="none"/>
+          <w:rtl w:val="0"/>
+        </w:rPr>
+        <w:t xml:space="preserve"> at the instance of Respondent No. </w:t>
+      </w:r>
+      <w:r>
+        <w:rPr>
+          <w:rFonts w:ascii="Times New Roman" w:hAnsi="Times New Roman"/>
+          <w:b/>
+          <w:bCs w:val="1"/>
+          <w:i w:val="0"/>
+          <w:color w:val="000000"/>
+          <w:sz w:val="22"/>
+          <w:u w:val="none"/>
+          <w:rtl w:val="0"/>
+        </w:rPr>
+        <w:t xml:space="preserve">{NUMBER} </w:t>
+      </w:r>
+      <w:r>
+        <w:rPr>
+          <w:rFonts w:ascii="Times New Roman" w:hAnsi="Times New Roman"/>
+          <w:b/>
+          <w:i w:val="0"/>
+          <w:color w:val="000000"/>
+          <w:sz w:val="22"/>
+          <w:u w:val="none"/>
+          <w:rtl w:val="0"/>
+        </w:rPr>
+        <w:t xml:space="preserve">/ on the complaint of </w:t>
+      </w:r>
+      <w:r>
+        <w:rPr>
+          <w:rFonts w:ascii="Times New Roman" w:hAnsi="Times New Roman"/>
+          <w:b/>
+          <w:bCs w:val="1"/>
+          <w:i w:val="0"/>
+          <w:color w:val="000000"/>
+          <w:sz w:val="22"/>
+          <w:u w:val="none"/>
+          <w:rtl w:val="0"/>
+        </w:rPr>
+        <w:t xml:space="preserve">{NAME}</w:t>
+      </w:r>
+      <w:r>
+        <w:rPr>
+          <w:rFonts w:ascii="Times New Roman" w:hAnsi="Times New Roman"/>
+          <w:b/>
+          <w:i w:val="0"/>
+          <w:color w:val="000000"/>
+          <w:sz w:val="22"/>
+          <w:u w:val="none"/>
+          <w:rtl w:val="0"/>
+        </w:rPr>
+        <w:t xml:space="preserve">, alleging offences under </w:t>
+      </w:r>
+      <w:r>
+        <w:rPr>
+          <w:rFonts w:ascii="Times New Roman" w:hAnsi="Times New Roman"/>
+          <w:b/>
+          <w:bCs w:val="1"/>
+          <w:i w:val="0"/>
+          <w:color w:val="000000"/>
+          <w:sz w:val="22"/>
+          <w:u w:val="none"/>
+          <w:rtl w:val="0"/>
+        </w:rPr>
+        <w:t xml:space="preserve">{SECTIONS}</w:t>
+      </w:r>
+      <w:r>
+        <w:rPr>
+          <w:rFonts w:ascii="Times New Roman" w:hAnsi="Times New Roman"/>
+          <w:b/>
+          <w:i w:val="0"/>
+          <w:color w:val="000000"/>
+          <w:sz w:val="22"/>
+          <w:u w:val="none"/>
+          <w:rtl w:val="0"/>
+        </w:rPr>
+        <w:t xml:space="preserve"> of </w:t>
+      </w:r>
+      <w:r>
+        <w:rPr>
+          <w:rFonts w:ascii="Times New Roman" w:hAnsi="Times New Roman"/>
+          <w:b/>
+          <w:bCs w:val="1"/>
+          <w:i w:val="0"/>
+          <w:color w:val="000000"/>
+          <w:sz w:val="22"/>
+          <w:u w:val="none"/>
+          <w:rtl w:val="0"/>
+        </w:rPr>
+        <w:t xml:space="preserve">{SPECIAL ACT, IF ANY} </w:t>
+      </w:r>
+      <w:r>
+        <w:rPr>
+          <w:rFonts w:ascii="Times New Roman" w:hAnsi="Times New Roman"/>
+          <w:b/>
+          <w:i w:val="0"/>
+          <w:color w:val="000000"/>
+          <w:sz w:val="22"/>
+          <w:u w:val="none"/>
+          <w:rtl w:val="0"/>
+        </w:rPr>
+        <w:t xml:space="preserve">read with Sections </w:t>
+      </w:r>
+      <w:r>
+        <w:rPr>
+          <w:rFonts w:ascii="Times New Roman" w:hAnsi="Times New Roman"/>
+          <w:b/>
+          <w:bCs w:val="1"/>
+          <w:i w:val="0"/>
+          <w:color w:val="000000"/>
+          <w:sz w:val="22"/>
+          <w:u w:val="none"/>
+          <w:rtl w:val="0"/>
+        </w:rPr>
+        <w:t xml:space="preserve">{PPC SECTIONS}</w:t>
+      </w:r>
+      <w:r>
+        <w:rPr>
+          <w:rFonts w:ascii="Times New Roman" w:hAnsi="Times New Roman"/>
+          <w:b/>
+          <w:i w:val="0"/>
+          <w:color w:val="000000"/>
+          <w:sz w:val="22"/>
+          <w:u w:val="none"/>
+          <w:rtl w:val="0"/>
+        </w:rPr>
+        <w:t xml:space="preserve"> of the Pakistan Penal Code, 1860. A copy of the FIR is annexed as ANNEXURE-A.</w:t>
+      </w:r>
+    </w:p>
+    <w:p>
+      <w:pPr>
+        <w:spacing w:after="60" w:before="0" w:lineRule="auto" w:line="312"/>
+        <w:ind w:firstLine="360"/>
+        <w:jc w:val="both"/>
+        <w:rPr/>
+      </w:pPr>
+      <w:r>
+        <w:rPr>
+          <w:rFonts w:ascii="Times New Roman" w:hAnsi="Times New Roman"/>
+          <w:b/>
+          <w:i w:val="0"/>
+          <w:color w:val="000000"/>
+          <w:sz w:val="22"/>
+          <w:u w:val="none"/>
+          <w:rtl w:val="0"/>
+        </w:rPr>
+        <w:t xml:space="preserve">That the succinct allegations, as per the FIR, are that {PROVIDE A CONCISE, 2-3 SENTENCE SUMMARY OF THE ALLEGATIONS AGAINST THE PETITIONER}. The Petitioner was arrested on </w:t>
+      </w:r>
+      <w:r>
+        <w:rPr>
+          <w:rFonts w:ascii="Times New Roman" w:hAnsi="Times New Roman"/>
+          <w:b/>
+          <w:bCs w:val="1"/>
+          <w:i w:val="0"/>
+          <w:color w:val="000000"/>
+          <w:sz w:val="22"/>
+          <w:u w:val="none"/>
+          <w:rtl w:val="0"/>
+        </w:rPr>
+        <w:t xml:space="preserve">{DATE OF ARREST} </w:t>
+      </w:r>
+      <w:r>
+        <w:rPr>
+          <w:rFonts w:ascii="Times New Roman" w:hAnsi="Times New Roman"/>
+          <w:b/>
+          <w:i w:val="0"/>
+          <w:color w:val="000000"/>
+          <w:sz w:val="22"/>
+          <w:u w:val="none"/>
+          <w:rtl w:val="0"/>
+        </w:rPr>
+        <w:t xml:space="preserve">and is presently in judicial/law enforcement custody.</w:t>
+      </w:r>
+    </w:p>
+    <w:p>
+      <w:pPr>
+        <w:spacing w:after="60" w:before="0" w:lineRule="auto" w:line="312"/>
+        <w:ind w:firstLine="360"/>
+        <w:jc w:val="both"/>
+        <w:rPr/>
+      </w:pPr>
+      <w:r>
+        <w:rPr>
+          <w:rFonts w:ascii="Times New Roman" w:hAnsi="Times New Roman"/>
+          <w:b/>
+          <w:i w:val="0"/>
+          <w:color w:val="000000"/>
+          <w:sz w:val="22"/>
+          <w:u w:val="none"/>
+          <w:rtl w:val="0"/>
+        </w:rPr>
+        <w:t xml:space="preserve">That the Petitioner now seeks the kind indulgence of this Honourable Court for the grant of post-arrest bail, inter alia, on the following grounds which prima facie demonstrate that his case is one for further inquiry and that he is entitled to the concession of bail:</w:t>
+      </w:r>
+    </w:p>
+    <w:p>
+      <w:pPr>
+        <w:spacing w:after="60" w:before="0" w:lineRule="auto" w:line="312"/>
+        <w:ind w:firstLine="360"/>
+        <w:jc w:val="both"/>
+        <w:rPr>
           <w:b w:val="1"/>
           <w:bCs w:val="1"/>
-          <w:rtl w:val="0"/>
-        </w:rPr>
-        <w:t xml:space="preserve">Respectfully Sheweth:</w:t>
-      </w:r>
-    </w:p>
-    <w:p>
-      <w:pPr>
-        <w:spacing w:after="240" w:before="240" w:lineRule="auto"/>
-        <w:rPr/>
-      </w:pPr>
-      <w:r>
-        <w:rPr>
-          <w:rtl w:val="0"/>
-        </w:rPr>
-        <w:t xml:space="preserve">That the above-mentioned FIR was registered on</w:t>
-      </w:r>
-      <w:r>
+        </w:rPr>
+      </w:pPr>
+      <w:r>
+        <w:rPr>
+          <w:rFonts w:ascii="Times New Roman" w:hAnsi="Times New Roman"/>
+          <w:b w:val="0"/>
+          <w:bCs w:val="1"/>
+          <w:i w:val="0"/>
+          <w:color w:val="000000"/>
+          <w:sz w:val="22"/>
+          <w:u w:val="none"/>
+          <w:rtl w:val="0"/>
+        </w:rPr>
+        <w:t xml:space="preserve">GROUNDS FOR GRANT OF BAIL:</w:t>
+      </w:r>
+    </w:p>
+    <w:p>
+      <w:pPr>
+        <w:spacing w:after="60" w:before="0" w:lineRule="auto" w:line="312"/>
+        <w:ind w:firstLine="360"/>
+        <w:jc w:val="both"/>
+        <w:rPr/>
+      </w:pPr>
+      <w:r>
+        <w:rPr>
+          <w:rFonts w:ascii="Times New Roman" w:hAnsi="Times New Roman"/>
+          <w:b/>
+          <w:bCs w:val="1"/>
+          <w:i w:val="0"/>
+          <w:color w:val="000000"/>
+          <w:sz w:val="22"/>
+          <w:u w:val="none"/>
+          <w:rtl w:val="0"/>
+        </w:rPr>
+        <w:t xml:space="preserve">(A) PARITY WITH CO-ACCUSED: </w:t>
+      </w:r>
+      <w:r>
+        <w:rPr>
+          <w:rFonts w:ascii="Times New Roman" w:hAnsi="Times New Roman"/>
+          <w:b/>
+          <w:i w:val="0"/>
+          <w:color w:val="000000"/>
+          <w:sz w:val="22"/>
+          <w:u w:val="none"/>
+          <w:rtl w:val="0"/>
+        </w:rPr>
+        <w:t xml:space="preserve">The co-accused, namely </w:t>
+      </w:r>
+      <w:r>
+        <w:rPr>
+          <w:rFonts w:ascii="Times New Roman" w:hAnsi="Times New Roman"/>
+          <w:b/>
+          <w:bCs w:val="1"/>
+          <w:i w:val="0"/>
+          <w:color w:val="000000"/>
+          <w:sz w:val="22"/>
+          <w:u w:val="none"/>
+          <w:rtl w:val="0"/>
+        </w:rPr>
+        <w:t xml:space="preserve">{NAME OF CO-ACCUSED}</w:t>
+      </w:r>
+      <w:r>
+        <w:rPr>
+          <w:rFonts w:ascii="Times New Roman" w:hAnsi="Times New Roman"/>
+          <w:b/>
+          <w:i w:val="0"/>
+          <w:color w:val="000000"/>
+          <w:sz w:val="22"/>
+          <w:u w:val="none"/>
+          <w:rtl w:val="0"/>
+        </w:rPr>
+        <w:t xml:space="preserve">, facing identical/similar allegations, has already been granted</w:t>
+      </w:r>
+      <w:r>
+        <w:rPr>
+          <w:rFonts w:ascii="Times New Roman" w:hAnsi="Times New Roman"/>
+          <w:b/>
+          <w:bCs w:val="1"/>
+          <w:i w:val="0"/>
+          <w:color w:val="000000"/>
+          <w:sz w:val="22"/>
+          <w:u w:val="none"/>
+          <w:rtl w:val="0"/>
+        </w:rPr>
+        <w:t xml:space="preserve"> {PRE-ARREST / POST-ARREST}</w:t>
+      </w:r>
+      <w:r>
+        <w:rPr>
+          <w:rFonts w:ascii="Times New Roman" w:hAnsi="Times New Roman"/>
+          <w:b/>
+          <w:i w:val="0"/>
+          <w:color w:val="000000"/>
+          <w:sz w:val="22"/>
+          <w:u w:val="none"/>
+          <w:rtl w:val="0"/>
+        </w:rPr>
+        <w:t xml:space="preserve"> bail by the learned </w:t>
+      </w:r>
+      <w:r>
+        <w:rPr>
+          <w:rFonts w:ascii="Times New Roman" w:hAnsi="Times New Roman"/>
+          <w:b/>
+          <w:bCs w:val="1"/>
+          <w:i w:val="0"/>
+          <w:color w:val="000000"/>
+          <w:sz w:val="22"/>
+          <w:u w:val="none"/>
+          <w:rtl w:val="0"/>
+        </w:rPr>
+        <w:t xml:space="preserve">{NAME OF JUDGE &amp; COURT}</w:t>
+      </w:r>
+      <w:r>
+        <w:rPr>
+          <w:rFonts w:ascii="Times New Roman" w:hAnsi="Times New Roman"/>
+          <w:b/>
+          <w:i w:val="0"/>
+          <w:color w:val="000000"/>
+          <w:sz w:val="22"/>
+          <w:u w:val="none"/>
+          <w:rtl w:val="0"/>
+        </w:rPr>
+        <w:t xml:space="preserve"> vide order dated {DATE OF CO-ACCUSED BAIL ORDER}. The case of the present Petitioner stands on a better or at least equal footing. A copy of the said bail order is annexed as ANNEXURE-B.</w:t>
+      </w:r>
+    </w:p>
+    <w:p>
+      <w:pPr>
+        <w:spacing w:after="60" w:before="0" w:lineRule="auto" w:line="312"/>
+        <w:ind w:firstLine="360"/>
+        <w:jc w:val="both"/>
+        <w:rPr/>
+      </w:pPr>
+      <w:r>
+        <w:rPr>
+          <w:rFonts w:ascii="Times New Roman" w:hAnsi="Times New Roman"/>
+          <w:b/>
+          <w:bCs w:val="1"/>
+          <w:i w:val="0"/>
+          <w:color w:val="000000"/>
+          <w:sz w:val="22"/>
+          <w:u w:val="none"/>
+          <w:rtl w:val="0"/>
+        </w:rPr>
+        <w:t xml:space="preserve">(B) FALSE/MALA FIDE IMPLICATION: </w:t>
+      </w:r>
+      <w:r>
+        <w:rPr>
+          <w:rFonts w:ascii="Times New Roman" w:hAnsi="Times New Roman"/>
+          <w:b/>
+          <w:i w:val="0"/>
+          <w:color w:val="000000"/>
+          <w:sz w:val="22"/>
+          <w:u w:val="none"/>
+          <w:rtl w:val="0"/>
+        </w:rPr>
+        <w:t xml:space="preserve">The Petitioner has been falsely implicated in this case due to </w:t>
+      </w:r>
+      <w:r>
+        <w:rPr>
+          <w:rFonts w:ascii="Times New Roman" w:hAnsi="Times New Roman"/>
+          <w:b/>
+          <w:i w:val="0"/>
+          <w:color w:val="000000"/>
+          <w:sz w:val="22"/>
+          <w:u w:val="none"/>
+          <w:rtl w:val="0"/>
+        </w:rPr>
+        <w:t xml:space="preserve">{STATE REASON, E.G., "PERSONAL ENMITY / BUSINESS RIVALRY / AS A RESULT OF A PREVIOUS DISPUTE / MALICE OF THE COMPLAINANT / CONNIVANCE WITH INVESTIGATING OFFICER"}. The actual facts are that {BRIEFLY STATE THE PETITIONER'S VERSION OR THE "REAL STORY"}.</w:t>
+      </w:r>
+      <w:r>
+        <w:rPr>
+          <w:rFonts w:ascii="Times New Roman" w:hAnsi="Times New Roman"/>
+          <w:b/>
+          <w:i w:val="0"/>
+          <w:color w:val="000000"/>
+          <w:sz w:val="22"/>
+          <w:u w:val="none"/>
+          <w:rtl w:val="0"/>
+        </w:rPr>
+        <w:t xml:space="preserve"> The evidence on record, including {MENTION ANY DOCUMENT, E.G., "DOCUMENTARY EVIDENCE, CONTRADICTORY STATEMENTS, WITHDRAWN PETITIONS"}, corroborates this false implication. A copy of relevant document(s) is annexed as ANNEXURE-C.</w:t>
+      </w:r>
+    </w:p>
+    <w:p>
+      <w:pPr>
+        <w:spacing w:after="60" w:before="0" w:lineRule="auto" w:line="312"/>
+        <w:ind w:firstLine="360"/>
+        <w:jc w:val="both"/>
+        <w:rPr/>
+      </w:pPr>
+      <w:r>
+        <w:rPr>
+          <w:rFonts w:ascii="Times New Roman" w:hAnsi="Times New Roman"/>
+          <w:b/>
+          <w:bCs w:val="1"/>
+          <w:i w:val="0"/>
+          <w:color w:val="000000"/>
+          <w:sz w:val="22"/>
+          <w:u w:val="none"/>
+          <w:rtl w:val="0"/>
+        </w:rPr>
+        <w:t xml:space="preserve">(C) ABSENCE OF DIRECT ROLE/BENEFIT: </w:t>
+      </w:r>
+      <w:r>
+        <w:rPr>
+          <w:rFonts w:ascii="Times New Roman" w:hAnsi="Times New Roman"/>
+          <w:b/>
+          <w:i w:val="0"/>
+          <w:color w:val="000000"/>
+          <w:sz w:val="22"/>
+          <w:u w:val="none"/>
+          <w:rtl w:val="0"/>
+        </w:rPr>
+        <w:t xml:space="preserve">The Petitioner played no direct/active role in the commission of the alleged offence. He is not the beneficiary of the alleged transaction/act. The benefit, if any, was derived by</w:t>
+      </w:r>
+      <w:r>
+        <w:rPr>
+          <w:rFonts w:ascii="Times New Roman" w:hAnsi="Times New Roman"/>
+          <w:b/>
+          <w:bCs w:val="1"/>
+          <w:i w:val="0"/>
+          <w:color w:val="000000"/>
+          <w:sz w:val="22"/>
+          <w:u w:val="none"/>
+          <w:rtl w:val="0"/>
+        </w:rPr>
+        <w:t xml:space="preserve"> {NAME OF OTHER PERSON(S)}</w:t>
+      </w:r>
+      <w:r>
+        <w:rPr>
+          <w:rFonts w:ascii="Times New Roman" w:hAnsi="Times New Roman"/>
+          <w:b/>
+          <w:i w:val="0"/>
+          <w:color w:val="000000"/>
+          <w:sz w:val="22"/>
+          <w:u w:val="none"/>
+          <w:rtl w:val="0"/>
+        </w:rPr>
+        <w:t xml:space="preserve">. The Petitioner is, in fact, a victim of the machinations of the said person(s)/a mere intermediary with no culpable intent.</w:t>
+      </w:r>
+    </w:p>
+    <w:p>
+      <w:pPr>
+        <w:spacing w:after="60" w:before="0" w:lineRule="auto" w:line="312"/>
+        <w:ind w:firstLine="360"/>
+        <w:jc w:val="both"/>
+        <w:rPr>
+          <w:u w:val="single"/>
+        </w:rPr>
+      </w:pPr>
+      <w:r>
+        <w:rPr>
+          <w:rFonts w:ascii="Times New Roman" w:hAnsi="Times New Roman"/>
+          <w:b w:val="0"/>
+          <w:bCs w:val="1"/>
+          <w:i w:val="0"/>
+          <w:color w:val="000000"/>
+          <w:sz w:val="22"/>
+          <w:u w:val="none"/>
+          <w:rtl w:val="0"/>
+        </w:rPr>
+        <w:t xml:space="preserve">(D) WEAK PROSECUTION CASE / CONTRADICTIONS: </w:t>
+      </w:r>
+      <w:r>
+        <w:rPr>
+          <w:rFonts w:ascii="Times New Roman" w:hAnsi="Times New Roman"/>
+          <w:b w:val="0"/>
+          <w:i w:val="0"/>
+          <w:color w:val="000000"/>
+          <w:sz w:val="22"/>
+          <w:u w:val="none"/>
+          <w:rtl w:val="0"/>
+        </w:rPr>
+        <w:t xml:space="preserve">The prosecution's case suffers from inherent weaknesses, contradictions, and procedural infirmities. For instance, </w:t>
+      </w:r>
+      <w:r>
+        <w:rPr>
+          <w:rFonts w:ascii="Times New Roman" w:hAnsi="Times New Roman"/>
+          <w:b w:val="0"/>
+          <w:i w:val="0"/>
+          <w:color w:val="000000"/>
+          <w:sz w:val="22"/>
+          <w:u w:val="none"/>
+          <w:rtl w:val="0"/>
+        </w:rPr>
+        <w:t xml:space="preserve">{MENTION SPECIFIC WEAKNESS, E.G., "THE COMPLAINANT HAS GIVEN CONTRADICTORY STATEMENTS, THE INITIAL COMPLAINT WAS DISMISSED AFTER INQUIRY, THE INVESTIGATION IS TAINTED WITH MALA FIDES AS EVIDENCED BY..."}.</w:t>
+      </w:r>
+    </w:p>
+    <w:p>
+      <w:pPr>
+        <w:spacing w:after="60" w:before="0" w:lineRule="auto" w:line="312"/>
+        <w:ind w:firstLine="360"/>
+        <w:jc w:val="both"/>
+        <w:rPr/>
+      </w:pPr>
+      <w:r>
+        <w:rPr>
+          <w:rFonts w:ascii="Times New Roman" w:hAnsi="Times New Roman"/>
+          <w:b/>
+          <w:bCs w:val="1"/>
+          <w:i w:val="0"/>
+          <w:color w:val="000000"/>
+          <w:sz w:val="22"/>
+          <w:u w:val="none"/>
+          <w:rtl w:val="0"/>
+        </w:rPr>
+        <w:t xml:space="preserve">(E) NO APPRECIABLE RISK OF ABSCONDING OR TAMPERING: </w:t>
+      </w:r>
+      <w:r>
+        <w:rPr>
+          <w:rFonts w:ascii="Times New Roman" w:hAnsi="Times New Roman"/>
+          <w:b/>
+          <w:i w:val="0"/>
+          <w:color w:val="000000"/>
+          <w:sz w:val="22"/>
+          <w:u w:val="none"/>
+          <w:rtl w:val="0"/>
+        </w:rPr>
+        <w:t xml:space="preserve">The Petitioner is a permanent resident of the area with deep-rooted family and business ties. He is a law-abiding citizen with no prior criminal record. He undertakes to abide by all conditions imposed by this Honourable Court and fully cooperate with the investigation/trial. There is no reasonable apprehension that he will abscond or tamper with prosecution evidence.</w:t>
+      </w:r>
+    </w:p>
+    <w:p>
+      <w:pPr>
+        <w:spacing w:after="60" w:before="0" w:lineRule="auto" w:line="312"/>
+        <w:ind w:firstLine="360"/>
+        <w:jc w:val="both"/>
+        <w:rPr/>
+      </w:pPr>
+      <w:r>
+        <w:rPr>
+          <w:rFonts w:ascii="Times New Roman" w:hAnsi="Times New Roman"/>
+          <w:b w:val="0"/>
+          <w:bCs w:val="1"/>
+          <w:i w:val="0"/>
+          <w:color w:val="000000"/>
+          <w:sz w:val="22"/>
+          <w:u w:val="none"/>
+          <w:rtl w:val="0"/>
+        </w:rPr>
+        <w:t xml:space="preserve">(F) CASE IS ONE OF "FURTHER INQUIRY": </w:t>
+      </w:r>
+      <w:r>
+        <w:rPr>
+          <w:rFonts w:ascii="Times New Roman" w:hAnsi="Times New Roman"/>
+          <w:b w:val="0"/>
+          <w:i w:val="0"/>
+          <w:color w:val="000000"/>
+          <w:sz w:val="22"/>
+          <w:u w:val="none"/>
+          <w:rtl w:val="0"/>
+        </w:rPr>
+        <w:t xml:space="preserve">Considering the nature of allegations, the evidence collected so far, and the grounds mentioned above, a prima facie case for further inquiry is made out, which is a sufficient ground for the grant of bail under the law.</w:t>
+      </w:r>
+    </w:p>
+    <w:p>
+      <w:pPr>
+        <w:spacing w:after="60" w:before="0" w:lineRule="auto" w:line="312"/>
+        <w:ind w:firstLine="360"/>
+        <w:jc w:val="both"/>
+        <w:rPr/>
+      </w:pPr>
+      <w:r>
+        <w:rPr>
+          <w:rFonts w:ascii="Times New Roman" w:hAnsi="Times New Roman"/>
+          <w:b/>
+          <w:bCs w:val="1"/>
+          <w:i w:val="0"/>
+          <w:color w:val="000000"/>
+          <w:sz w:val="22"/>
+          <w:u w:val="none"/>
+          <w:rtl w:val="0"/>
+        </w:rPr>
+        <w:t xml:space="preserve">(G) CUSTODIAL INTERROGATION COMPLETE / NOT REQUIRED: </w:t>
+      </w:r>
+      <w:r>
+        <w:rPr>
+          <w:rFonts w:ascii="Times New Roman" w:hAnsi="Times New Roman"/>
+          <w:b/>
+          <w:i w:val="0"/>
+          <w:color w:val="000000"/>
+          <w:sz w:val="22"/>
+          <w:u w:val="none"/>
+          <w:rtl w:val="0"/>
+        </w:rPr>
+        <w:t xml:space="preserve">The Petitioner has remained in custody since </w:t>
+      </w:r>
+      <w:r>
+        <w:rPr>
+          <w:rFonts w:ascii="Times New Roman" w:hAnsi="Times New Roman"/>
+          <w:b/>
+          <w:bCs w:val="1"/>
+          <w:i w:val="0"/>
+          <w:color w:val="000000"/>
+          <w:sz w:val="22"/>
+          <w:u w:val="none"/>
+          <w:rtl w:val="0"/>
+        </w:rPr>
+        <w:t xml:space="preserve">{DATE OF ARREST}</w:t>
+      </w:r>
+      <w:r>
+        <w:rPr>
+          <w:rFonts w:ascii="Times New Roman" w:hAnsi="Times New Roman"/>
+          <w:b/>
+          <w:i w:val="0"/>
+          <w:color w:val="000000"/>
+          <w:sz w:val="22"/>
+          <w:u w:val="none"/>
+          <w:rtl w:val="0"/>
+        </w:rPr>
+        <w:t xml:space="preserve">. The required investigation, including his custodial interrogation, has been completed. His further detention is not necessary for the purposes of investigation.</w:t>
+      </w:r>
+    </w:p>
+    <w:p>
+      <w:pPr>
+        <w:spacing w:after="60" w:before="0" w:lineRule="auto" w:line="312"/>
+        <w:ind w:firstLine="360"/>
+        <w:jc w:val="both"/>
+        <w:rPr/>
+      </w:pPr>
+      <w:r>
+        <w:rPr>
+          <w:rFonts w:ascii="Times New Roman" w:hAnsi="Times New Roman"/>
+          <w:b/>
+          <w:bCs w:val="1"/>
+          <w:i w:val="0"/>
+          <w:color w:val="000000"/>
+          <w:sz w:val="22"/>
+          <w:u w:val="none"/>
+          <w:rtl w:val="0"/>
+        </w:rPr>
+        <w:t xml:space="preserve">(H) MISCELLANEOUS GROUNDS:</w:t>
+      </w:r>
+      <w:r>
+        <w:rPr>
+          <w:rFonts w:ascii="Times New Roman" w:hAnsi="Times New Roman"/>
+          <w:b/>
+          <w:i w:val="0"/>
+          <w:color w:val="000000"/>
+          <w:sz w:val="22"/>
+          <w:u w:val="none"/>
+          <w:rtl w:val="0"/>
+        </w:rPr>
+        <w:t xml:space="preserve"> The Petitioner is suffering from {MENTION HEALTH ISSUES, IF ANY}. His continued incarceration is causing undue hardship to his family, including {MENTION DEPENDENTS, IF ANY}. Furthermore, the trial is likely to take considerable time.</w:t>
+      </w:r>
+    </w:p>
+    <w:p>
+      <w:pPr>
+        <w:spacing w:after="60" w:before="0" w:lineRule="auto" w:line="312"/>
+        <w:ind w:firstLine="360"/>
+        <w:jc w:val="both"/>
+        <w:rPr/>
+      </w:pPr>
+      <w:r>
+        <w:rPr>
+          <w:rFonts w:ascii="Times New Roman" w:hAnsi="Times New Roman"/>
+          <w:b/>
+          <w:i w:val="0"/>
+          <w:color w:val="000000"/>
+          <w:sz w:val="22"/>
+          <w:u w:val="none"/>
+          <w:rtl w:val="0"/>
+        </w:rPr>
+        <w:t xml:space="preserve">That in view of the foregoing, the Petitioner's detention is no longer justified. The interests of justice would be served by releasing him on bail subject to any appropriate conditions.</w:t>
+      </w:r>
+    </w:p>
+    <w:p>
+      <w:pPr>
+        <w:spacing w:after="60" w:before="0" w:lineRule="auto" w:line="312"/>
+        <w:jc w:val="both"/>
         <w:rPr>
           <w:b w:val="1"/>
           <w:bCs w:val="1"/>
-          <w:rtl w:val="0"/>
-        </w:rPr>
-        <w:t xml:space="preserve"> {DATE OF FIR}</w:t>
-      </w:r>
-      <w:r>
-        <w:rPr>
-          <w:rtl w:val="0"/>
-        </w:rPr>
-        <w:t xml:space="preserve"> at the instance of Respondent No. </w:t>
-      </w:r>
-      <w:r>
+        </w:rPr>
+      </w:pPr>
+      <w:r>
+        <w:rPr>
+          <w:rFonts w:ascii="Times New Roman" w:hAnsi="Times New Roman"/>
+          <w:b/>
+          <w:bCs w:val="1"/>
+          <w:i w:val="0"/>
+          <w:color w:val="000000"/>
+          <w:sz w:val="22"/>
+          <w:u w:val="none"/>
+          <w:rtl w:val="0"/>
+        </w:rPr>
+        <w:t xml:space="preserve">PRAYER:</w:t>
+      </w:r>
+    </w:p>
+    <w:p>
+      <w:pPr>
+        <w:spacing w:after="60" w:before="0" w:lineRule="auto" w:line="312"/>
+        <w:ind w:firstLine="360"/>
+        <w:jc w:val="both"/>
+        <w:rPr/>
+      </w:pPr>
+      <w:r>
+        <w:rPr>
+          <w:rFonts w:ascii="Times New Roman" w:hAnsi="Times New Roman"/>
+          <w:b w:val="0"/>
+          <w:i w:val="0"/>
+          <w:color w:val="000000"/>
+          <w:sz w:val="22"/>
+          <w:u w:val="none"/>
+          <w:rtl w:val="0"/>
+        </w:rPr>
+        <w:t xml:space="preserve">It is, therefore, most respectfully prayed that this Honourable Court may graciously be pleased to:</w:t>
+      </w:r>
+    </w:p>
+    <w:p>
+      <w:pPr>
+        <w:spacing w:after="60" w:before="0" w:lineRule="auto" w:line="312"/>
+        <w:ind w:firstLine="360"/>
+        <w:jc w:val="both"/>
+        <w:rPr/>
+      </w:pPr>
+      <w:r>
+        <w:rPr>
+          <w:rFonts w:ascii="Times New Roman" w:hAnsi="Times New Roman"/>
+          <w:b w:val="0"/>
+          <w:i w:val="0"/>
+          <w:color w:val="000000"/>
+          <w:sz w:val="22"/>
+          <w:u w:val="none"/>
+          <w:rtl w:val="0"/>
+        </w:rPr>
+        <w:t xml:space="preserve">text</w:t>
+      </w:r>
+    </w:p>
+    <w:p>
+      <w:pPr>
+        <w:spacing w:after="60" w:before="0" w:lineRule="auto" w:line="312"/>
+        <w:ind w:firstLine="360"/>
+        <w:jc w:val="both"/>
+        <w:rPr/>
+      </w:pPr>
+      <w:r>
+        <w:rPr>
+          <w:rFonts w:ascii="Times New Roman" w:hAnsi="Times New Roman"/>
+          <w:b/>
+          <w:bCs w:val="1"/>
+          <w:i w:val="0"/>
+          <w:color w:val="000000"/>
+          <w:sz w:val="22"/>
+          <w:u w:val="none"/>
+          <w:rtl w:val="0"/>
+        </w:rPr>
+        <w:t xml:space="preserve">(i)</w:t>
+      </w:r>
+      <w:r>
+        <w:rPr>
+          <w:rFonts w:ascii="Times New Roman" w:hAnsi="Times New Roman"/>
+          <w:b/>
+          <w:i w:val="0"/>
+          <w:color w:val="000000"/>
+          <w:sz w:val="22"/>
+          <w:u w:val="none"/>
+          <w:rtl w:val="0"/>
+        </w:rPr>
+        <w:t xml:space="preserve"> Admit the Petitioner to post-arrest bail in FIR No. {FIR NUMBER} under Sections {SECTIONS} of {SPECIAL ACT} / PPC, pending at Police Station {NAME}, District {DISTRICT};</w:t>
+      </w:r>
+    </w:p>
+    <w:p>
+      <w:pPr>
+        <w:spacing w:after="60" w:before="0" w:lineRule="auto" w:line="312"/>
+        <w:ind w:firstLine="360"/>
+        <w:jc w:val="both"/>
+        <w:rPr/>
+      </w:pPr>
+      <w:r>
+        <w:rPr>
+          <w:rFonts w:ascii="Times New Roman" w:hAnsi="Times New Roman"/>
+          <w:b/>
+          <w:bCs w:val="1"/>
+          <w:i w:val="0"/>
+          <w:color w:val="000000"/>
+          <w:sz w:val="22"/>
+          <w:u w:val="none"/>
+          <w:rtl w:val="0"/>
+        </w:rPr>
+        <w:t xml:space="preserve">(ii)</w:t>
+      </w:r>
+      <w:r>
+        <w:rPr>
+          <w:rFonts w:ascii="Times New Roman" w:hAnsi="Times New Roman"/>
+          <w:b/>
+          <w:i w:val="0"/>
+          <w:color w:val="000000"/>
+          <w:sz w:val="22"/>
+          <w:u w:val="none"/>
+          <w:rtl w:val="0"/>
+        </w:rPr>
+        <w:t xml:space="preserve"> Release the Petitioner on bail upon furnishing solvent surety/sureties in the sum of Rs. {AMOUNT} (Rupees {AMOUNT IN WORDS}) each, to the satisfaction of the learned trial court / this Court;</w:t>
+      </w:r>
+    </w:p>
+    <w:p>
+      <w:pPr>
+        <w:spacing w:after="60" w:before="0" w:lineRule="auto" w:line="312"/>
+        <w:ind w:firstLine="360"/>
+        <w:jc w:val="both"/>
+        <w:rPr/>
+      </w:pPr>
+      <w:r>
+        <w:rPr>
+          <w:rFonts w:ascii="Times New Roman" w:hAnsi="Times New Roman"/>
+          <w:b w:val="0"/>
+          <w:bCs w:val="1"/>
+          <w:i w:val="0"/>
+          <w:color w:val="000000"/>
+          <w:sz w:val="22"/>
+          <w:u w:val="none"/>
+          <w:rtl w:val="0"/>
+        </w:rPr>
+        <w:t xml:space="preserve">(iii)</w:t>
+      </w:r>
+      <w:r>
+        <w:rPr>
+          <w:rFonts w:ascii="Times New Roman" w:hAnsi="Times New Roman"/>
+          <w:b w:val="0"/>
+          <w:i w:val="0"/>
+          <w:color w:val="000000"/>
+          <w:sz w:val="22"/>
+          <w:u w:val="none"/>
+          <w:rtl w:val="0"/>
+        </w:rPr>
+        <w:t xml:space="preserve"> Impose any other condition(s) as this Honourable Court may deem fit and proper;</w:t>
+      </w:r>
+    </w:p>
+    <w:p>
+      <w:pPr>
+        <w:spacing w:after="60" w:before="0" w:lineRule="auto" w:line="312"/>
+        <w:ind w:firstLine="360"/>
+        <w:jc w:val="both"/>
+        <w:rPr/>
+      </w:pPr>
+      <w:r>
+        <w:rPr>
+          <w:rFonts w:ascii="Times New Roman" w:hAnsi="Times New Roman"/>
+          <w:b w:val="0"/>
+          <w:bCs w:val="1"/>
+          <w:i w:val="0"/>
+          <w:color w:val="000000"/>
+          <w:sz w:val="22"/>
+          <w:u w:val="none"/>
+          <w:rtl w:val="0"/>
+        </w:rPr>
+        <w:t xml:space="preserve">(iv) </w:t>
+      </w:r>
+      <w:r>
+        <w:rPr>
+          <w:rFonts w:ascii="Times New Roman" w:hAnsi="Times New Roman"/>
+          <w:b w:val="0"/>
+          <w:i w:val="0"/>
+          <w:color w:val="000000"/>
+          <w:sz w:val="22"/>
+          <w:u w:val="none"/>
+          <w:rtl w:val="0"/>
+        </w:rPr>
+        <w:t xml:space="preserve">Pass any other order(s) in the interest of justice.</w:t>
+      </w:r>
+    </w:p>
+    <w:p>
+      <w:pPr>
+        <w:spacing w:after="60" w:before="0" w:lineRule="auto" w:line="312"/>
+        <w:ind w:firstLine="432"/>
+        <w:jc w:val="both"/>
         <w:rPr>
           <w:b w:val="1"/>
           <w:bCs w:val="1"/>
-          <w:rtl w:val="0"/>
-        </w:rPr>
-        <w:t xml:space="preserve">{NUMBER} </w:t>
-      </w:r>
-      <w:r>
-        <w:rPr>
-          <w:rtl w:val="0"/>
-        </w:rPr>
-        <w:t xml:space="preserve">/ on the complaint of </w:t>
-      </w:r>
-      <w:r>
+        </w:rPr>
+      </w:pPr>
+      <w:r>
+        <w:rPr>
+          <w:rFonts w:ascii="Times New Roman" w:hAnsi="Times New Roman"/>
+          <w:b/>
+          <w:bCs w:val="1"/>
+          <w:i w:val="0"/>
+          <w:color w:val="000000"/>
+          <w:sz w:val="22"/>
+          <w:u w:val="none"/>
+          <w:rtl w:val="0"/>
+        </w:rPr>
+        <w:t xml:space="preserve">PETITIONER / THROUGH COUNSEL</w:t>
+      </w:r>
+    </w:p>
+    <w:p>
+      <w:pPr>
+        <w:spacing w:after="60" w:before="0" w:lineRule="auto" w:line="312"/>
+        <w:ind w:firstLine="360"/>
+        <w:jc w:val="both"/>
+        <w:rPr/>
+      </w:pPr>
+      <w:r>
+        <w:rPr>
+          <w:rFonts w:ascii="Times New Roman" w:hAnsi="Times New Roman"/>
+          <w:b/>
+          <w:i w:val="0"/>
+          <w:color w:val="000000"/>
+          <w:sz w:val="22"/>
+          <w:u w:val="none"/>
+          <w:rtl w:val="0"/>
+        </w:rPr>
+        <w:t xml:space="preserve">({NAME OF ADVOCATE})</w:t>
+      </w:r>
+    </w:p>
+    <w:p>
+      <w:pPr>
+        <w:spacing w:after="60" w:before="0" w:lineRule="auto" w:line="312"/>
+        <w:ind w:firstLine="360"/>
+        <w:jc w:val="both"/>
+        <w:rPr/>
+      </w:pPr>
+      <w:r>
+        <w:rPr>
+          <w:rFonts w:ascii="Times New Roman" w:hAnsi="Times New Roman"/>
+          <w:b/>
+          <w:i w:val="0"/>
+          <w:color w:val="000000"/>
+          <w:sz w:val="22"/>
+          <w:u w:val="none"/>
+          <w:rtl w:val="0"/>
+        </w:rPr>
+        <w:t xml:space="preserve">Advocate</w:t>
+      </w:r>
+    </w:p>
+    <w:p>
+      <w:pPr>
+        <w:spacing w:after="60" w:before="0" w:lineRule="auto" w:line="312"/>
+        <w:ind w:firstLine="360"/>
+        <w:jc w:val="both"/>
+        <w:rPr/>
+      </w:pPr>
+      <w:r>
+        <w:rPr>
+          <w:rFonts w:ascii="Times New Roman" w:hAnsi="Times New Roman"/>
+          <w:b/>
+          <w:bCs w:val="1"/>
+          <w:i w:val="0"/>
+          <w:color w:val="000000"/>
+          <w:sz w:val="22"/>
+          <w:u w:val="none"/>
+          <w:rtl w:val="0"/>
+        </w:rPr>
+        <w:t xml:space="preserve">Enrollment No. </w:t>
+      </w:r>
+      <w:r>
+        <w:rPr>
+          <w:rFonts w:ascii="Times New Roman" w:hAnsi="Times New Roman"/>
+          <w:b/>
+          <w:i w:val="0"/>
+          <w:color w:val="000000"/>
+          <w:sz w:val="22"/>
+          <w:u w:val="none"/>
+          <w:rtl w:val="0"/>
+        </w:rPr>
+        <w:t xml:space="preserve">{BAR COUNCIL NUMBER}</w:t>
+      </w:r>
+    </w:p>
+    <w:p>
+      <w:pPr>
+        <w:spacing w:after="60" w:before="0" w:lineRule="auto" w:line="312"/>
+        <w:ind w:firstLine="360"/>
+        <w:jc w:val="both"/>
+        <w:rPr/>
+      </w:pPr>
+      <w:r>
+        <w:rPr>
+          <w:rFonts w:ascii="Times New Roman" w:hAnsi="Times New Roman"/>
+          <w:b w:val="0"/>
+          <w:bCs w:val="1"/>
+          <w:i w:val="0"/>
+          <w:color w:val="000000"/>
+          <w:sz w:val="22"/>
+          <w:u w:val="none"/>
+          <w:rtl w:val="0"/>
+        </w:rPr>
+        <w:t xml:space="preserve">Office: </w:t>
+      </w:r>
+      <w:r>
+        <w:rPr>
+          <w:rFonts w:ascii="Times New Roman" w:hAnsi="Times New Roman"/>
+          <w:b w:val="0"/>
+          <w:i w:val="0"/>
+          <w:color w:val="000000"/>
+          <w:sz w:val="22"/>
+          <w:u w:val="none"/>
+          <w:rtl w:val="0"/>
+        </w:rPr>
+        <w:t xml:space="preserve">{OFFICE ADDRESS}</w:t>
+      </w:r>
+    </w:p>
+    <w:p>
+      <w:pPr>
+        <w:spacing w:after="60" w:before="0" w:lineRule="auto" w:line="312"/>
+        <w:ind w:firstLine="360"/>
+        <w:jc w:val="both"/>
+        <w:rPr/>
+      </w:pPr>
+      <w:r>
+        <w:rPr>
+          <w:rFonts w:ascii="Times New Roman" w:hAnsi="Times New Roman"/>
+          <w:b w:val="0"/>
+          <w:bCs w:val="1"/>
+          <w:i w:val="0"/>
+          <w:color w:val="000000"/>
+          <w:sz w:val="22"/>
+          <w:u w:val="none"/>
+          <w:rtl w:val="0"/>
+        </w:rPr>
+        <w:t xml:space="preserve">Mobile: {</w:t>
+      </w:r>
+      <w:r>
+        <w:rPr>
+          <w:rFonts w:ascii="Times New Roman" w:hAnsi="Times New Roman"/>
+          <w:b w:val="0"/>
+          <w:i w:val="0"/>
+          <w:color w:val="000000"/>
+          <w:sz w:val="22"/>
+          <w:u w:val="none"/>
+          <w:rtl w:val="0"/>
+        </w:rPr>
+        <w:t xml:space="preserve">CONTACT NUMBER}</w:t>
+      </w:r>
+    </w:p>
+    <w:p>
+      <w:pPr>
+        <w:spacing w:after="60" w:before="0" w:lineRule="auto" w:line="312"/>
+        <w:ind w:firstLine="360"/>
+        <w:jc w:val="both"/>
+        <w:rPr/>
+      </w:pPr>
+      <w:r>
+        <w:rPr>
+          <w:rFonts w:ascii="Times New Roman" w:hAnsi="Times New Roman"/>
+          <w:b w:val="0"/>
+          <w:bCs w:val="1"/>
+          <w:i w:val="0"/>
+          <w:color w:val="000000"/>
+          <w:sz w:val="22"/>
+          <w:u w:val="none"/>
+          <w:rtl w:val="0"/>
+        </w:rPr>
+        <w:t xml:space="preserve">Email: </w:t>
+      </w:r>
+      <w:r>
+        <w:rPr>
+          <w:rFonts w:ascii="Times New Roman" w:hAnsi="Times New Roman"/>
+          <w:b w:val="0"/>
+          <w:i w:val="0"/>
+          <w:color w:val="000000"/>
+          <w:sz w:val="22"/>
+          <w:u w:val="none"/>
+          <w:rtl w:val="0"/>
+        </w:rPr>
+        <w:t xml:space="preserve">{EMAIL ADDRESS}</w:t>
+      </w:r>
+    </w:p>
+    <w:p>
+      <w:pPr>
+        <w:spacing w:after="60" w:before="0" w:lineRule="auto" w:line="312"/>
+        <w:ind w:firstLine="360"/>
+        <w:jc w:val="both"/>
         <w:rPr>
           <w:b w:val="1"/>
           <w:bCs w:val="1"/>
-          <w:rtl w:val="0"/>
-        </w:rPr>
-        <w:t xml:space="preserve">{NAME}</w:t>
-      </w:r>
-      <w:r>
-        <w:rPr>
-          <w:rtl w:val="0"/>
-        </w:rPr>
-        <w:t xml:space="preserve">, alleging offences under </w:t>
-      </w:r>
-      <w:r>
-        <w:rPr>
-          <w:b w:val="1"/>
-          <w:bCs w:val="1"/>
-          <w:rtl w:val="0"/>
-        </w:rPr>
-        <w:t xml:space="preserve">{SECTIONS}</w:t>
-      </w:r>
-      <w:r>
-        <w:rPr>
-          <w:rtl w:val="0"/>
-        </w:rPr>
-        <w:t xml:space="preserve"> of </w:t>
-      </w:r>
-      <w:r>
-        <w:rPr>
-          <w:b w:val="1"/>
-          <w:bCs w:val="1"/>
-          <w:rtl w:val="0"/>
-        </w:rPr>
-        <w:t xml:space="preserve">{SPECIAL ACT, IF ANY} </w:t>
-      </w:r>
-      <w:r>
-        <w:rPr>
-          <w:rtl w:val="0"/>
-        </w:rPr>
-        <w:t xml:space="preserve">read with Sections </w:t>
-      </w:r>
-      <w:r>
-        <w:rPr>
-          <w:b w:val="1"/>
-          <w:bCs w:val="1"/>
-          <w:rtl w:val="0"/>
-        </w:rPr>
-        <w:t xml:space="preserve">{PPC SECTIONS}</w:t>
-      </w:r>
-      <w:r>
-        <w:rPr>
-          <w:rtl w:val="0"/>
-        </w:rPr>
-        <w:t xml:space="preserve"> of the Pakistan Penal Code, 1860. A copy of the FIR is annexed as ANNEXURE-A.</w:t>
-      </w:r>
-    </w:p>
-    <w:p>
-      <w:pPr>
-        <w:spacing w:after="240" w:before="240" w:lineRule="auto"/>
-        <w:rPr/>
-      </w:pPr>
-      <w:r>
-        <w:rPr>
-          <w:rtl w:val="0"/>
-        </w:rPr>
-        <w:t xml:space="preserve">That the succinct allegations, as per the FIR, are that {PROVIDE A CONCISE, 2-3 SENTENCE SUMMARY OF THE ALLEGATIONS AGAINST THE PETITIONER}. The Petitioner was arrested on </w:t>
-      </w:r>
-      <w:r>
-        <w:rPr>
-          <w:b w:val="1"/>
-          <w:bCs w:val="1"/>
-          <w:rtl w:val="0"/>
-        </w:rPr>
-        <w:t xml:space="preserve">{DATE OF ARREST} </w:t>
-      </w:r>
-      <w:r>
-        <w:rPr>
-          <w:rtl w:val="0"/>
-        </w:rPr>
-        <w:t xml:space="preserve">and is presently in judicial/law enforcement custody.</w:t>
-      </w:r>
-    </w:p>
-    <w:p>
-      <w:pPr>
-        <w:spacing w:after="240" w:before="240" w:lineRule="auto"/>
-        <w:rPr/>
-      </w:pPr>
-      <w:r>
-        <w:rPr>
-          <w:rtl w:val="0"/>
-        </w:rPr>
-        <w:t xml:space="preserve">That the Petitioner now seeks the kind indulgence of this Honourable Court for the grant of post-arrest bail, inter alia, on the following grounds which prima facie demonstrate that his case is one for further inquiry and that he is entitled to the concession of bail:</w:t>
-      </w:r>
-    </w:p>
-    <w:p>
-      <w:pPr>
-        <w:spacing w:after="240" w:before="240" w:lineRule="auto"/>
-        <w:rPr>
-          <w:b w:val="1"/>
-          <w:bCs w:val="1"/>
-        </w:rPr>
-      </w:pPr>
-      <w:r>
-        <w:rPr>
-          <w:b w:val="1"/>
-          <w:bCs w:val="1"/>
-          <w:rtl w:val="0"/>
-        </w:rPr>
-        <w:t xml:space="preserve">GROUNDS FOR GRANT OF BAIL:</w:t>
-      </w:r>
-    </w:p>
-    <w:p>
-      <w:pPr>
-        <w:spacing w:after="240" w:before="240" w:lineRule="auto"/>
-        <w:rPr/>
-      </w:pPr>
-      <w:r>
-        <w:rPr>
-          <w:b w:val="1"/>
-          <w:bCs w:val="1"/>
-          <w:rtl w:val="0"/>
-        </w:rPr>
-        <w:t xml:space="preserve">(A) PARITY WITH CO-ACCUSED: </w:t>
-      </w:r>
-      <w:r>
-        <w:rPr>
-          <w:rtl w:val="0"/>
-        </w:rPr>
-        <w:t xml:space="preserve">The co-accused, namely </w:t>
-      </w:r>
-      <w:r>
-        <w:rPr>
-          <w:b w:val="1"/>
-          <w:bCs w:val="1"/>
-          <w:rtl w:val="0"/>
-        </w:rPr>
-        <w:t xml:space="preserve">{NAME OF CO-ACCUSED}</w:t>
-      </w:r>
-      <w:r>
-        <w:rPr>
-          <w:rtl w:val="0"/>
-        </w:rPr>
-        <w:t xml:space="preserve">, facing identical/similar allegations, has already been granted</w:t>
-      </w:r>
-      <w:r>
-        <w:rPr>
-          <w:b w:val="1"/>
-          <w:bCs w:val="1"/>
-          <w:rtl w:val="0"/>
-        </w:rPr>
-        <w:t xml:space="preserve"> {PRE-ARREST / POST-ARREST}</w:t>
-      </w:r>
-      <w:r>
-        <w:rPr>
-          <w:rtl w:val="0"/>
-        </w:rPr>
-        <w:t xml:space="preserve"> bail by the learned </w:t>
-      </w:r>
-      <w:r>
-        <w:rPr>
-          <w:b w:val="1"/>
-          <w:bCs w:val="1"/>
-          <w:rtl w:val="0"/>
-        </w:rPr>
-        <w:t xml:space="preserve">{NAME OF JUDGE &amp; COURT}</w:t>
-      </w:r>
-      <w:r>
-        <w:rPr>
-          <w:rtl w:val="0"/>
-        </w:rPr>
-        <w:t xml:space="preserve"> vide order dated {DATE OF CO-ACCUSED BAIL ORDER}. The case of the present Petitioner stands on a better or at least equal footing. A copy of the said bail order is annexed as ANNEXURE-B.</w:t>
-      </w:r>
-    </w:p>
-    <w:p>
-      <w:pPr>
-        <w:spacing w:after="240" w:before="240" w:lineRule="auto"/>
-        <w:rPr/>
-      </w:pPr>
-      <w:r>
-        <w:rPr>
-          <w:b w:val="1"/>
-          <w:bCs w:val="1"/>
-          <w:rtl w:val="0"/>
-        </w:rPr>
-        <w:t xml:space="preserve">(B) FALSE/MALA FIDE IMPLICATION: </w:t>
-      </w:r>
-      <w:r>
-        <w:rPr>
-          <w:rtl w:val="0"/>
-        </w:rPr>
-        <w:t xml:space="preserve">The Petitioner has been falsely implicated in this case due to </w:t>
-      </w:r>
-      <w:r>
-        <w:rPr>
-          <w:u w:val="single"/>
-          <w:rtl w:val="0"/>
-        </w:rPr>
-        <w:t xml:space="preserve">{STATE REASON, E.G., "PERSONAL ENMITY / BUSINESS RIVALRY / AS A RESULT OF A PREVIOUS DISPUTE / MALICE OF THE COMPLAINANT / CONNIVANCE WITH INVESTIGATING OFFICER"}. The actual facts are that {BRIEFLY STATE THE PETITIONER'S VERSION OR THE "REAL STORY"}.</w:t>
-      </w:r>
-      <w:r>
-        <w:rPr>
-          <w:rtl w:val="0"/>
-        </w:rPr>
-        <w:t xml:space="preserve"> The evidence on record, including {MENTION ANY DOCUMENT, E.G., "DOCUMENTARY EVIDENCE, CONTRADICTORY STATEMENTS, WITHDRAWN PETITIONS"}, corroborates this false implication. A copy of relevant document(s) is annexed as ANNEXURE-C.</w:t>
-      </w:r>
-    </w:p>
-    <w:p>
-      <w:pPr>
-        <w:spacing w:after="240" w:before="240" w:lineRule="auto"/>
-        <w:rPr/>
-      </w:pPr>
-      <w:r>
-        <w:rPr>
-          <w:b w:val="1"/>
-          <w:bCs w:val="1"/>
-          <w:rtl w:val="0"/>
-        </w:rPr>
-        <w:t xml:space="preserve">(C) ABSENCE OF DIRECT ROLE/BENEFIT: </w:t>
-      </w:r>
-      <w:r>
-        <w:rPr>
-          <w:rtl w:val="0"/>
-        </w:rPr>
-        <w:t xml:space="preserve">The Petitioner played no direct/active role in the commission of the alleged offence. He is not the beneficiary of the alleged transaction/act. The benefit, if any, was derived by</w:t>
-      </w:r>
-      <w:r>
-        <w:rPr>
-          <w:b w:val="1"/>
-          <w:bCs w:val="1"/>
-          <w:rtl w:val="0"/>
-        </w:rPr>
-        <w:t xml:space="preserve"> {NAME OF OTHER PERSON(S)}</w:t>
-      </w:r>
-      <w:r>
-        <w:rPr>
-          <w:rtl w:val="0"/>
-        </w:rPr>
-        <w:t xml:space="preserve">. The Petitioner is, in fact, a victim of the machinations of the said person(s)/a mere intermediary with no culpable intent.</w:t>
-      </w:r>
-    </w:p>
-    <w:p>
-      <w:pPr>
-        <w:spacing w:after="240" w:before="240" w:lineRule="auto"/>
-        <w:rPr>
-          <w:u w:val="single"/>
-        </w:rPr>
-      </w:pPr>
-      <w:r>
-        <w:rPr>
-          <w:b w:val="1"/>
-          <w:bCs w:val="1"/>
-          <w:rtl w:val="0"/>
-        </w:rPr>
-        <w:t xml:space="preserve">(D) WEAK PROSECUTION CASE / CONTRADICTIONS: </w:t>
-      </w:r>
-      <w:r>
-        <w:rPr>
-          <w:rtl w:val="0"/>
-        </w:rPr>
-        <w:t xml:space="preserve">The prosecution's case suffers from inherent weaknesses, contradictions, and procedural infirmities. For instance, </w:t>
-      </w:r>
-      <w:r>
-        <w:rPr>
-          <w:u w:val="single"/>
-          <w:rtl w:val="0"/>
-        </w:rPr>
-        <w:t xml:space="preserve">{MENTION SPECIFIC WEAKNESS, E.G., "THE COMPLAINANT HAS GIVEN CONTRADICTORY STATEMENTS, THE INITIAL COMPLAINT WAS DISMISSED AFTER INQUIRY, THE INVESTIGATION IS TAINTED WITH MALA FIDES AS EVIDENCED BY..."}.</w:t>
-      </w:r>
-    </w:p>
-    <w:p>
-      <w:pPr>
-        <w:spacing w:after="240" w:before="240" w:lineRule="auto"/>
-        <w:rPr/>
-      </w:pPr>
-      <w:r>
-        <w:rPr>
-          <w:b w:val="1"/>
-          <w:bCs w:val="1"/>
-          <w:rtl w:val="0"/>
-        </w:rPr>
-        <w:t xml:space="preserve">(E) NO APPRECIABLE RISK OF ABSCONDING OR TAMPERING: </w:t>
-      </w:r>
-      <w:r>
-        <w:rPr>
-          <w:rtl w:val="0"/>
-        </w:rPr>
-        <w:t xml:space="preserve">The Petitioner is a permanent resident of the area with deep-rooted family and business ties. He is a law-abiding citizen with no prior criminal record. He undertakes to abide by all conditions imposed by this Honourable Court and fully cooperate with the investigation/trial. There is no reasonable apprehension that he will abscond or tamper with prosecution evidence.</w:t>
-      </w:r>
-    </w:p>
-    <w:p>
-      <w:pPr>
-        <w:spacing w:after="240" w:before="240" w:lineRule="auto"/>
-        <w:rPr/>
-      </w:pPr>
-      <w:r>
-        <w:rPr>
-          <w:b w:val="1"/>
-          <w:bCs w:val="1"/>
-          <w:rtl w:val="0"/>
-        </w:rPr>
-        <w:t xml:space="preserve">(F) CASE IS ONE OF "FURTHER INQUIRY": </w:t>
-      </w:r>
-      <w:r>
-        <w:rPr>
-          <w:rtl w:val="0"/>
-        </w:rPr>
-        <w:t xml:space="preserve">Considering the nature of allegations, the evidence collected so far, and the grounds mentioned above, a prima facie case for further inquiry is made out, which is a sufficient ground for the grant of bail under the law.</w:t>
-      </w:r>
-    </w:p>
-    <w:p>
-      <w:pPr>
-        <w:spacing w:after="240" w:before="240" w:lineRule="auto"/>
-        <w:rPr/>
-      </w:pPr>
-      <w:r>
-        <w:rPr>
-          <w:b w:val="1"/>
-          <w:bCs w:val="1"/>
-          <w:rtl w:val="0"/>
-        </w:rPr>
-        <w:t xml:space="preserve">(G) CUSTODIAL INTERROGATION COMPLETE / NOT REQUIRED: </w:t>
-      </w:r>
-      <w:r>
-        <w:rPr>
-          <w:rtl w:val="0"/>
-        </w:rPr>
-        <w:t xml:space="preserve">The Petitioner has remained in custody since </w:t>
-      </w:r>
-      <w:r>
-        <w:rPr>
-          <w:b w:val="1"/>
-          <w:bCs w:val="1"/>
-          <w:rtl w:val="0"/>
-        </w:rPr>
-        <w:t xml:space="preserve">{DATE OF ARREST}</w:t>
-      </w:r>
-      <w:r>
-        <w:rPr>
-          <w:rtl w:val="0"/>
-        </w:rPr>
-        <w:t xml:space="preserve">. The required investigation, including his custodial interrogation, has been completed. His further detention is not necessary for the purposes of investigation.</w:t>
-      </w:r>
-    </w:p>
-    <w:p>
-      <w:pPr>
-        <w:spacing w:after="240" w:before="240" w:lineRule="auto"/>
-        <w:rPr/>
-      </w:pPr>
-      <w:r>
-        <w:rPr>
-          <w:b w:val="1"/>
-          <w:bCs w:val="1"/>
-          <w:rtl w:val="0"/>
-        </w:rPr>
-        <w:t xml:space="preserve">(H) MISCELLANEOUS GROUNDS:</w:t>
-      </w:r>
-      <w:r>
-        <w:rPr>
-          <w:rtl w:val="0"/>
-        </w:rPr>
-        <w:t xml:space="preserve"> The Petitioner is suffering from {MENTION HEALTH ISSUES, IF ANY}. His continued incarceration is causing undue hardship to his family, including {MENTION DEPENDENTS, IF ANY}. Furthermore, the trial is likely to take considerable time.</w:t>
-      </w:r>
-    </w:p>
-    <w:p>
-      <w:pPr>
-        <w:spacing w:after="240" w:before="240" w:lineRule="auto"/>
-        <w:rPr/>
-      </w:pPr>
-      <w:r>
-        <w:rPr>
-          <w:rtl w:val="0"/>
-        </w:rPr>
-        <w:t xml:space="preserve">That in view of the foregoing, the Petitioner's detention is no longer justified. The interests of justice would be served by releasing him on bail subject to any appropriate conditions.</w:t>
-      </w:r>
-    </w:p>
-    <w:p>
-      <w:pPr>
-        <w:spacing w:after="240" w:before="240" w:lineRule="auto"/>
-        <w:rPr>
-          <w:b w:val="1"/>
-          <w:bCs w:val="1"/>
-        </w:rPr>
-      </w:pPr>
-      <w:r>
-        <w:rPr>
-          <w:b w:val="1"/>
-          <w:bCs w:val="1"/>
-          <w:rtl w:val="0"/>
-        </w:rPr>
-        <w:t xml:space="preserve">PRAYER:</w:t>
-      </w:r>
-    </w:p>
-    <w:p>
-      <w:pPr>
-        <w:spacing w:after="240" w:before="240" w:lineRule="auto"/>
-        <w:rPr/>
-      </w:pPr>
-      <w:r>
-        <w:rPr>
-          <w:rtl w:val="0"/>
-        </w:rPr>
-        <w:t xml:space="preserve">It is, therefore, most respectfully prayed that this Honourable Court may graciously be pleased to:</w:t>
-      </w:r>
-    </w:p>
-    <w:p>
-      <w:pPr>
-        <w:spacing w:after="240" w:before="240" w:lineRule="auto"/>
-        <w:rPr/>
-      </w:pPr>
-      <w:r>
-        <w:rPr>
-          <w:rtl w:val="0"/>
-        </w:rPr>
-        <w:t xml:space="preserve">text</w:t>
-      </w:r>
-    </w:p>
-    <w:p>
-      <w:pPr>
-        <w:spacing w:after="240" w:before="240" w:lineRule="auto"/>
-        <w:rPr/>
-      </w:pPr>
-      <w:r>
-        <w:rPr>
-          <w:b w:val="1"/>
-          <w:bCs w:val="1"/>
-          <w:rtl w:val="0"/>
-        </w:rPr>
-        <w:t xml:space="preserve">(i)</w:t>
-      </w:r>
-      <w:r>
-        <w:rPr>
-          <w:rtl w:val="0"/>
-        </w:rPr>
-        <w:t xml:space="preserve"> Admit the Petitioner to post-arrest bail in FIR No. {FIR NUMBER} under Sections {SECTIONS} of {SPECIAL ACT} / PPC, pending at Police Station {NAME}, District {DISTRICT};</w:t>
-      </w:r>
-    </w:p>
-    <w:p>
-      <w:pPr>
-        <w:spacing w:after="240" w:before="240" w:lineRule="auto"/>
-        <w:rPr/>
-      </w:pPr>
-      <w:r>
-        <w:rPr>
-          <w:b w:val="1"/>
-          <w:bCs w:val="1"/>
-          <w:rtl w:val="0"/>
-        </w:rPr>
-        <w:t xml:space="preserve">(ii)</w:t>
-      </w:r>
-      <w:r>
-        <w:rPr>
-          <w:rtl w:val="0"/>
-        </w:rPr>
-        <w:t xml:space="preserve"> Release the Petitioner on bail upon furnishing solvent surety/sureties in the sum of Rs. {AMOUNT} (Rupees {AMOUNT IN WORDS}) each, to the satisfaction of the learned trial court / this Court;</w:t>
-      </w:r>
-    </w:p>
-    <w:p>
-      <w:pPr>
-        <w:spacing w:after="240" w:before="240" w:lineRule="auto"/>
-        <w:rPr/>
-      </w:pPr>
-      <w:r>
-        <w:rPr>
-          <w:b w:val="1"/>
-          <w:bCs w:val="1"/>
-          <w:rtl w:val="0"/>
-        </w:rPr>
-        <w:t xml:space="preserve">(iii)</w:t>
-      </w:r>
-      <w:r>
-        <w:rPr>
-          <w:rtl w:val="0"/>
-        </w:rPr>
-        <w:t xml:space="preserve"> Impose any other condition(s) as this Honourable Court may deem fit and proper;</w:t>
-      </w:r>
-    </w:p>
-    <w:p>
-      <w:pPr>
-        <w:spacing w:after="240" w:before="240" w:lineRule="auto"/>
-        <w:rPr/>
-      </w:pPr>
-      <w:r>
-        <w:rPr>
-          <w:b w:val="1"/>
-          <w:bCs w:val="1"/>
-          <w:rtl w:val="0"/>
-        </w:rPr>
-        <w:t xml:space="preserve">(iv) </w:t>
-      </w:r>
-      <w:r>
-        <w:rPr>
-          <w:rtl w:val="0"/>
-        </w:rPr>
-        <w:t xml:space="preserve">Pass any other order(s) in the interest of justice.</w:t>
-      </w:r>
-    </w:p>
-    <w:p>
-      <w:pPr>
-        <w:spacing w:after="240" w:before="240" w:lineRule="auto"/>
-        <w:rPr>
-          <w:b w:val="1"/>
-          <w:bCs w:val="1"/>
-        </w:rPr>
-      </w:pPr>
-      <w:r>
-        <w:rPr>
-          <w:b w:val="1"/>
-          <w:bCs w:val="1"/>
-          <w:rtl w:val="0"/>
-        </w:rPr>
-        <w:t xml:space="preserve">PETITIONER / THROUGH COUNSEL</w:t>
-      </w:r>
-    </w:p>
-    <w:p>
-      <w:pPr>
-        <w:spacing w:after="240" w:before="240" w:lineRule="auto"/>
-        <w:rPr/>
-      </w:pPr>
-      <w:r>
-        <w:rPr>
-          <w:rtl w:val="0"/>
-        </w:rPr>
-        <w:t xml:space="preserve">({NAME OF ADVOCATE})</w:t>
-      </w:r>
-    </w:p>
-    <w:p>
-      <w:pPr>
-        <w:spacing w:after="240" w:before="240" w:lineRule="auto"/>
-        <w:rPr/>
-      </w:pPr>
-      <w:r>
-        <w:rPr>
-          <w:rtl w:val="0"/>
-        </w:rPr>
-        <w:t xml:space="preserve">Advocate</w:t>
-      </w:r>
-    </w:p>
-    <w:p>
-      <w:pPr>
-        <w:spacing w:after="240" w:before="240" w:lineRule="auto"/>
-        <w:rPr/>
-      </w:pPr>
-      <w:r>
-        <w:rPr>
-          <w:b w:val="1"/>
-          <w:bCs w:val="1"/>
-          <w:rtl w:val="0"/>
-        </w:rPr>
-        <w:t xml:space="preserve">Enrollment No. </w:t>
-      </w:r>
-      <w:r>
-        <w:rPr>
-          <w:rtl w:val="0"/>
-        </w:rPr>
-        <w:t xml:space="preserve">{BAR COUNCIL NUMBER}</w:t>
-      </w:r>
-    </w:p>
-    <w:p>
-      <w:pPr>
-        <w:spacing w:after="240" w:before="240" w:lineRule="auto"/>
-        <w:rPr/>
-      </w:pPr>
-      <w:r>
-        <w:rPr>
-          <w:b w:val="1"/>
-          <w:bCs w:val="1"/>
-          <w:rtl w:val="0"/>
-        </w:rPr>
-        <w:t xml:space="preserve">Office: </w:t>
-      </w:r>
-      <w:r>
-        <w:rPr>
-          <w:rtl w:val="0"/>
-        </w:rPr>
-        <w:t xml:space="preserve">{OFFICE ADDRESS}</w:t>
-      </w:r>
-    </w:p>
-    <w:p>
-      <w:pPr>
-        <w:spacing w:after="240" w:before="240" w:lineRule="auto"/>
-        <w:rPr/>
-      </w:pPr>
-      <w:r>
-        <w:rPr>
-          <w:b w:val="1"/>
-          <w:bCs w:val="1"/>
-          <w:rtl w:val="0"/>
-        </w:rPr>
-        <w:t xml:space="preserve">Mobile: {</w:t>
-      </w:r>
-      <w:r>
-        <w:rPr>
-          <w:rtl w:val="0"/>
-        </w:rPr>
-        <w:t xml:space="preserve">CONTACT NUMBER}</w:t>
-      </w:r>
-    </w:p>
-    <w:p>
-      <w:pPr>
-        <w:spacing w:after="240" w:before="240" w:lineRule="auto"/>
-        <w:rPr/>
-      </w:pPr>
-      <w:r>
-        <w:rPr>
-          <w:b w:val="1"/>
-          <w:bCs w:val="1"/>
-          <w:rtl w:val="0"/>
-        </w:rPr>
-        <w:t xml:space="preserve">Email: </w:t>
-      </w:r>
-      <w:r>
-        <w:rPr>
-          <w:rtl w:val="0"/>
-        </w:rPr>
-        <w:t xml:space="preserve">{EMAIL ADDRESS}</w:t>
-      </w:r>
-    </w:p>
-    <w:p>
-      <w:pPr>
-        <w:spacing w:after="240" w:before="240" w:lineRule="auto"/>
-        <w:rPr>
-          <w:b w:val="1"/>
-          <w:bCs w:val="1"/>
-        </w:rPr>
-      </w:pPr>
-      <w:r>
-        <w:rPr>
-          <w:b w:val="1"/>
-          <w:bCs w:val="1"/>
+        </w:rPr>
+      </w:pPr>
+      <w:r>
+        <w:rPr>
+          <w:rFonts w:ascii="Times New Roman" w:hAnsi="Times New Roman"/>
+          <w:b w:val="0"/>
+          <w:bCs w:val="1"/>
+          <w:i w:val="0"/>
+          <w:color w:val="000000"/>
+          <w:sz w:val="22"/>
+          <w:u w:val="none"/>
           <w:rtl w:val="0"/>
         </w:rPr>
         <w:t xml:space="preserve">Verification:</w:t>
@@ -1338,11 +2003,19 @@
     </w:p>
     <w:p>
       <w:pPr>
-        <w:spacing w:after="240" w:before="240" w:lineRule="auto"/>
-        <w:rPr/>
-      </w:pPr>
-      <w:r>
-        <w:rPr>
+        <w:spacing w:after="60" w:before="0" w:lineRule="auto" w:line="312"/>
+        <w:ind w:firstLine="360"/>
+        <w:jc w:val="both"/>
+        <w:rPr/>
+      </w:pPr>
+      <w:r>
+        <w:rPr>
+          <w:rFonts w:ascii="Times New Roman" w:hAnsi="Times New Roman"/>
+          <w:b/>
+          <w:i w:val="0"/>
+          <w:color w:val="000000"/>
+          <w:sz w:val="22"/>
+          <w:u w:val="none"/>
           <w:rtl w:val="0"/>
         </w:rPr>
         <w:t xml:space="preserve">I, the above-named Petitioner, do hereby solemnly declare and verify that the contents of paragraphs 1 to {LAST PARAGRAPH NUMBER} of this petition are true and correct to the best of my knowledge, information, and belief. The documents annexed are true copies of their originals. No part of it is false, nor have I concealed any material fact.</w:t>
@@ -1350,11 +2023,19 @@
     </w:p>
     <w:p>
       <w:pPr>
-        <w:spacing w:after="240" w:before="240" w:lineRule="auto"/>
-        <w:rPr/>
-      </w:pPr>
-      <w:r>
-        <w:rPr>
+        <w:spacing w:after="60" w:before="0" w:lineRule="auto" w:line="312"/>
+        <w:ind w:firstLine="360"/>
+        <w:jc w:val="both"/>
+        <w:rPr/>
+      </w:pPr>
+      <w:r>
+        <w:rPr>
+          <w:rFonts w:ascii="Times New Roman" w:hAnsi="Times New Roman"/>
+          <w:b w:val="0"/>
+          <w:i w:val="0"/>
+          <w:color w:val="000000"/>
+          <w:sz w:val="22"/>
+          <w:u w:val="none"/>
           <w:rtl w:val="0"/>
         </w:rPr>
         <w:t xml:space="preserve">Verified at {CITY} on this ______ day of ______________, {YEAR}.</w:t>
@@ -1362,19 +2043,32 @@
     </w:p>
     <w:p>
       <w:pPr>
-        <w:spacing w:after="240" w:before="240" w:lineRule="auto"/>
-        <w:rPr/>
-      </w:pPr>
-      <w:r>
-        <w:rPr>
-          <w:b w:val="1"/>
-          <w:bCs w:val="1"/>
+        <w:spacing w:after="60" w:before="0" w:lineRule="auto" w:line="312"/>
+        <w:ind w:firstLine="360"/>
+        <w:jc w:val="both"/>
+        <w:rPr/>
+      </w:pPr>
+      <w:r>
+        <w:rPr>
+          <w:rFonts w:ascii="Times New Roman" w:hAnsi="Times New Roman"/>
+          <w:b/>
+          <w:bCs w:val="1"/>
+          <w:i w:val="0"/>
+          <w:color w:val="000000"/>
+          <w:sz w:val="22"/>
+          <w:u w:val="none"/>
           <w:rtl w:val="0"/>
         </w:rPr>
         <w:t xml:space="preserve">DEPONENT: </w:t>
       </w:r>
       <w:r>
         <w:rPr>
+          <w:rFonts w:ascii="Times New Roman" w:hAnsi="Times New Roman"/>
+          <w:b/>
+          <w:i w:val="0"/>
+          <w:color w:val="000000"/>
+          <w:sz w:val="22"/>
+          <w:u w:val="none"/>
           <w:rtl w:val="0"/>
         </w:rPr>
         <w:t xml:space="preserve">{PETITIONER'S NAME}</w:t>
@@ -1382,19 +2076,32 @@
     </w:p>
     <w:p>
       <w:pPr>
-        <w:spacing w:after="240" w:before="240" w:lineRule="auto"/>
-        <w:rPr/>
-      </w:pPr>
-      <w:r>
-        <w:rPr>
-          <w:b w:val="1"/>
-          <w:bCs w:val="1"/>
+        <w:spacing w:after="60" w:before="0" w:lineRule="auto" w:line="312"/>
+        <w:ind w:firstLine="360"/>
+        <w:jc w:val="both"/>
+        <w:rPr/>
+      </w:pPr>
+      <w:r>
+        <w:rPr>
+          <w:rFonts w:ascii="Times New Roman" w:hAnsi="Times New Roman"/>
+          <w:b w:val="0"/>
+          <w:bCs w:val="1"/>
+          <w:i w:val="0"/>
+          <w:color w:val="000000"/>
+          <w:sz w:val="22"/>
+          <w:u w:val="none"/>
           <w:rtl w:val="0"/>
         </w:rPr>
         <w:t xml:space="preserve">INDEX OF DOCUMENTS</w:t>
       </w:r>
       <w:r>
         <w:rPr>
+          <w:rFonts w:ascii="Times New Roman" w:hAnsi="Times New Roman"/>
+          <w:b w:val="0"/>
+          <w:i w:val="0"/>
+          <w:color w:val="000000"/>
+          <w:sz w:val="22"/>
+          <w:u w:val="none"/>
           <w:rtl w:val="0"/>
         </w:rPr>
       </w:r>
@@ -1459,14 +2166,25 @@
             </w:pPr>
             <w:r>
               <w:rPr>
-                <w:b w:val="1"/>
+                <w:rFonts w:ascii="Times New Roman" w:hAnsi="Times New Roman"/>
+                <w:b w:val="0"/>
                 <w:bCs w:val="1"/>
+                <w:i w:val="0"/>
+                <w:color w:val="000000"/>
+                <w:sz w:val="22"/>
+                <w:u w:val="none"/>
                 <w:rtl w:val="0"/>
               </w:rPr>
               <w:t xml:space="preserve">Sr. No.</w:t>
             </w:r>
             <w:r>
               <w:rPr>
+                <w:rFonts w:ascii="Times New Roman" w:hAnsi="Times New Roman"/>
+                <w:b w:val="0"/>
+                <w:i w:val="0"/>
+                <w:color w:val="000000"/>
+                <w:sz w:val="22"/>
+                <w:u w:val="none"/>
                 <w:rtl w:val="0"/>
               </w:rPr>
             </w:r>
@@ -1496,14 +2214,25 @@
             </w:pPr>
             <w:r>
               <w:rPr>
-                <w:b w:val="1"/>
+                <w:rFonts w:ascii="Times New Roman" w:hAnsi="Times New Roman"/>
+                <w:b w:val="0"/>
                 <w:bCs w:val="1"/>
+                <w:i w:val="0"/>
+                <w:color w:val="000000"/>
+                <w:sz w:val="22"/>
+                <w:u w:val="none"/>
                 <w:rtl w:val="0"/>
               </w:rPr>
               <w:t xml:space="preserve">Description of Documents</w:t>
             </w:r>
             <w:r>
               <w:rPr>
+                <w:rFonts w:ascii="Times New Roman" w:hAnsi="Times New Roman"/>
+                <w:b w:val="0"/>
+                <w:i w:val="0"/>
+                <w:color w:val="000000"/>
+                <w:sz w:val="22"/>
+                <w:u w:val="none"/>
                 <w:rtl w:val="0"/>
               </w:rPr>
             </w:r>
@@ -1533,14 +2262,25 @@
             </w:pPr>
             <w:r>
               <w:rPr>
-                <w:b w:val="1"/>
+                <w:rFonts w:ascii="Times New Roman" w:hAnsi="Times New Roman"/>
+                <w:b w:val="0"/>
                 <w:bCs w:val="1"/>
+                <w:i w:val="0"/>
+                <w:color w:val="000000"/>
+                <w:sz w:val="22"/>
+                <w:u w:val="none"/>
                 <w:rtl w:val="0"/>
               </w:rPr>
               <w:t xml:space="preserve">Annexure</w:t>
             </w:r>
             <w:r>
               <w:rPr>
+                <w:rFonts w:ascii="Times New Roman" w:hAnsi="Times New Roman"/>
+                <w:b w:val="0"/>
+                <w:i w:val="0"/>
+                <w:color w:val="000000"/>
+                <w:sz w:val="22"/>
+                <w:u w:val="none"/>
                 <w:rtl w:val="0"/>
               </w:rPr>
             </w:r>
@@ -1570,14 +2310,25 @@
             </w:pPr>
             <w:r>
               <w:rPr>
-                <w:b w:val="1"/>
+                <w:rFonts w:ascii="Times New Roman" w:hAnsi="Times New Roman"/>
+                <w:b w:val="0"/>
                 <w:bCs w:val="1"/>
+                <w:i w:val="0"/>
+                <w:color w:val="000000"/>
+                <w:sz w:val="22"/>
+                <w:u w:val="none"/>
                 <w:rtl w:val="0"/>
               </w:rPr>
               <w:t xml:space="preserve">Page Nos.</w:t>
             </w:r>
             <w:r>
               <w:rPr>
+                <w:rFonts w:ascii="Times New Roman" w:hAnsi="Times New Roman"/>
+                <w:b w:val="0"/>
+                <w:i w:val="0"/>
+                <w:color w:val="000000"/>
+                <w:sz w:val="22"/>
+                <w:u w:val="none"/>
                 <w:rtl w:val="0"/>
               </w:rPr>
             </w:r>
@@ -1613,6 +2364,12 @@
             </w:pPr>
             <w:r>
               <w:rPr>
+                <w:rFonts w:ascii="Times New Roman" w:hAnsi="Times New Roman"/>
+                <w:b w:val="0"/>
+                <w:i w:val="0"/>
+                <w:color w:val="000000"/>
+                <w:sz w:val="22"/>
+                <w:u w:val="none"/>
                 <w:rtl w:val="0"/>
               </w:rPr>
               <w:t xml:space="preserve">01</w:t>
@@ -1642,6 +2399,12 @@
             </w:pPr>
             <w:r>
               <w:rPr>
+                <w:rFonts w:ascii="Times New Roman" w:hAnsi="Times New Roman"/>
+                <w:b w:val="0"/>
+                <w:i w:val="0"/>
+                <w:color w:val="000000"/>
+                <w:sz w:val="22"/>
+                <w:u w:val="none"/>
                 <w:rtl w:val="0"/>
               </w:rPr>
               <w:t xml:space="preserve">Post-Arrest Bail Petition + Verification</w:t>
@@ -1671,6 +2434,12 @@
             </w:pPr>
             <w:r>
               <w:rPr>
+                <w:rFonts w:ascii="Times New Roman" w:hAnsi="Times New Roman"/>
+                <w:b w:val="0"/>
+                <w:i w:val="0"/>
+                <w:color w:val="000000"/>
+                <w:sz w:val="22"/>
+                <w:u w:val="none"/>
                 <w:rtl w:val="0"/>
               </w:rPr>
               <w:t xml:space="preserve">-</w:t>
@@ -1700,6 +2469,12 @@
             </w:pPr>
             <w:r>
               <w:rPr>
+                <w:rFonts w:ascii="Times New Roman" w:hAnsi="Times New Roman"/>
+                <w:b w:val="0"/>
+                <w:i w:val="0"/>
+                <w:color w:val="000000"/>
+                <w:sz w:val="22"/>
+                <w:u w:val="none"/>
                 <w:rtl w:val="0"/>
               </w:rPr>
               <w:t xml:space="preserve">01-05</w:t>
@@ -1736,6 +2511,12 @@
             </w:pPr>
             <w:r>
               <w:rPr>
+                <w:rFonts w:ascii="Times New Roman" w:hAnsi="Times New Roman"/>
+                <w:b w:val="0"/>
+                <w:i w:val="0"/>
+                <w:color w:val="000000"/>
+                <w:sz w:val="22"/>
+                <w:u w:val="none"/>
                 <w:rtl w:val="0"/>
               </w:rPr>
               <w:t xml:space="preserve">02</w:t>
@@ -1765,6 +2546,12 @@
             </w:pPr>
             <w:r>
               <w:rPr>
+                <w:rFonts w:ascii="Times New Roman" w:hAnsi="Times New Roman"/>
+                <w:b w:val="0"/>
+                <w:i w:val="0"/>
+                <w:color w:val="000000"/>
+                <w:sz w:val="22"/>
+                <w:u w:val="none"/>
                 <w:rtl w:val="0"/>
               </w:rPr>
               <w:t xml:space="preserve">Copy of FIR No. {FIR NUMBER}</w:t>
@@ -1794,6 +2581,12 @@
             </w:pPr>
             <w:r>
               <w:rPr>
+                <w:rFonts w:ascii="Times New Roman" w:hAnsi="Times New Roman"/>
+                <w:b w:val="0"/>
+                <w:i w:val="0"/>
+                <w:color w:val="000000"/>
+                <w:sz w:val="22"/>
+                <w:u w:val="none"/>
                 <w:rtl w:val="0"/>
               </w:rPr>
               <w:t xml:space="preserve">A</w:t>
@@ -1823,6 +2616,12 @@
             </w:pPr>
             <w:r>
               <w:rPr>
+                <w:rFonts w:ascii="Times New Roman" w:hAnsi="Times New Roman"/>
+                <w:b w:val="0"/>
+                <w:i w:val="0"/>
+                <w:color w:val="000000"/>
+                <w:sz w:val="22"/>
+                <w:u w:val="none"/>
                 <w:rtl w:val="0"/>
               </w:rPr>
               <w:t xml:space="preserve">06</w:t>
@@ -1859,6 +2658,12 @@
             </w:pPr>
             <w:r>
               <w:rPr>
+                <w:rFonts w:ascii="Times New Roman" w:hAnsi="Times New Roman"/>
+                <w:b w:val="0"/>
+                <w:i w:val="0"/>
+                <w:color w:val="000000"/>
+                <w:sz w:val="22"/>
+                <w:u w:val="none"/>
                 <w:rtl w:val="0"/>
               </w:rPr>
               <w:t xml:space="preserve">03</w:t>
@@ -1888,6 +2693,12 @@
             </w:pPr>
             <w:r>
               <w:rPr>
+                <w:rFonts w:ascii="Times New Roman" w:hAnsi="Times New Roman"/>
+                <w:b w:val="0"/>
+                <w:i w:val="0"/>
+                <w:color w:val="000000"/>
+                <w:sz w:val="22"/>
+                <w:u w:val="none"/>
                 <w:rtl w:val="0"/>
               </w:rPr>
               <w:t xml:space="preserve">Copy of Bail Order of Co-Accused {NAME} dated {DATE}</w:t>
@@ -1917,6 +2728,12 @@
             </w:pPr>
             <w:r>
               <w:rPr>
+                <w:rFonts w:ascii="Times New Roman" w:hAnsi="Times New Roman"/>
+                <w:b w:val="0"/>
+                <w:i w:val="0"/>
+                <w:color w:val="000000"/>
+                <w:sz w:val="22"/>
+                <w:u w:val="none"/>
                 <w:rtl w:val="0"/>
               </w:rPr>
               <w:t xml:space="preserve">B</w:t>
@@ -1946,6 +2763,12 @@
             </w:pPr>
             <w:r>
               <w:rPr>
+                <w:rFonts w:ascii="Times New Roman" w:hAnsi="Times New Roman"/>
+                <w:b w:val="0"/>
+                <w:i w:val="0"/>
+                <w:color w:val="000000"/>
+                <w:sz w:val="22"/>
+                <w:u w:val="none"/>
                 <w:rtl w:val="0"/>
               </w:rPr>
               <w:t xml:space="preserve">07-08</w:t>
@@ -1982,6 +2805,12 @@
             </w:pPr>
             <w:r>
               <w:rPr>
+                <w:rFonts w:ascii="Times New Roman" w:hAnsi="Times New Roman"/>
+                <w:b w:val="0"/>
+                <w:i w:val="0"/>
+                <w:color w:val="000000"/>
+                <w:sz w:val="22"/>
+                <w:u w:val="none"/>
                 <w:rtl w:val="0"/>
               </w:rPr>
               <w:t xml:space="preserve">04</w:t>
@@ -2011,6 +2840,12 @@
             </w:pPr>
             <w:r>
               <w:rPr>
+                <w:rFonts w:ascii="Times New Roman" w:hAnsi="Times New Roman"/>
+                <w:b w:val="0"/>
+                <w:i w:val="0"/>
+                <w:color w:val="000000"/>
+                <w:sz w:val="22"/>
+                <w:u w:val="none"/>
                 <w:rtl w:val="0"/>
               </w:rPr>
               <w:t xml:space="preserve">Copy of {OTHER KEY DOCUMENT, E.G., "PREVIOUS ORDER, COMPLAINT, etc."}</w:t>
@@ -2040,6 +2875,12 @@
             </w:pPr>
             <w:r>
               <w:rPr>
+                <w:rFonts w:ascii="Times New Roman" w:hAnsi="Times New Roman"/>
+                <w:b w:val="0"/>
+                <w:i w:val="0"/>
+                <w:color w:val="000000"/>
+                <w:sz w:val="22"/>
+                <w:u w:val="none"/>
                 <w:rtl w:val="0"/>
               </w:rPr>
               <w:t xml:space="preserve">C</w:t>
@@ -2069,6 +2910,12 @@
             </w:pPr>
             <w:r>
               <w:rPr>
+                <w:rFonts w:ascii="Times New Roman" w:hAnsi="Times New Roman"/>
+                <w:b w:val="0"/>
+                <w:i w:val="0"/>
+                <w:color w:val="000000"/>
+                <w:sz w:val="22"/>
+                <w:u w:val="none"/>
                 <w:rtl w:val="0"/>
               </w:rPr>
               <w:t xml:space="preserve">09</w:t>
@@ -2079,11 +2926,19 @@
     </w:tbl>
     <w:p>
       <w:pPr>
-        <w:spacing w:after="240" w:before="240" w:lineRule="auto"/>
-        <w:rPr/>
-      </w:pPr>
-      <w:r>
-        <w:rPr>
+        <w:spacing w:after="60" w:before="0" w:lineRule="auto" w:line="312"/>
+        <w:ind w:firstLine="360"/>
+        <w:jc w:val="both"/>
+        <w:rPr/>
+      </w:pPr>
+      <w:r>
+        <w:rPr>
+          <w:rFonts w:ascii="Times New Roman" w:hAnsi="Times New Roman"/>
+          <w:b w:val="0"/>
+          <w:i w:val="0"/>
+          <w:color w:val="000000"/>
+          <w:sz w:val="22"/>
+          <w:u w:val="none"/>
           <w:rtl w:val="0"/>
         </w:rPr>
         <w:t xml:space="preserve">{CONTINUE AS NEEDED}</w:t>
@@ -2094,11 +2949,19 @@
     </w:p>
     <w:p>
       <w:pPr>
-        <w:spacing w:after="240" w:before="240" w:lineRule="auto"/>
-        <w:rPr/>
-      </w:pPr>
-      <w:r>
-        <w:rPr>
+        <w:spacing w:after="60" w:before="0" w:lineRule="auto" w:line="312"/>
+        <w:ind w:firstLine="360"/>
+        <w:jc w:val="both"/>
+        <w:rPr/>
+      </w:pPr>
+      <w:r>
+        <w:rPr>
+          <w:rFonts w:ascii="Times New Roman" w:hAnsi="Times New Roman"/>
+          <w:b w:val="0"/>
+          <w:i w:val="0"/>
+          <w:color w:val="000000"/>
+          <w:sz w:val="22"/>
+          <w:u w:val="none"/>
           <w:rtl w:val="0"/>
         </w:rPr>
         <w:br w:type="textWrapping"/>
@@ -2109,11 +2972,19 @@
     </w:p>
     <w:p>
       <w:pPr>
-        <w:spacing w:after="240" w:before="240" w:lineRule="auto"/>
-        <w:rPr/>
-      </w:pPr>
-      <w:r>
-        <w:rPr>
+        <w:spacing w:after="60" w:before="0" w:lineRule="auto" w:line="312"/>
+        <w:ind w:firstLine="360"/>
+        <w:jc w:val="both"/>
+        <w:rPr/>
+      </w:pPr>
+      <w:r>
+        <w:rPr>
+          <w:rFonts w:ascii="Times New Roman" w:hAnsi="Times New Roman"/>
+          <w:b w:val="0"/>
+          <w:i w:val="0"/>
+          <w:color w:val="000000"/>
+          <w:sz w:val="22"/>
+          <w:u w:val="none"/>
           <w:rtl w:val="0"/>
         </w:rPr>
         <w:t xml:space="preserve">{SPECIAL/JUDICIAL OFFICER'S TITLE}: [E.g., SPECIAL JUDGE (CUSTOMS), SESSIONS JUDGE, ADDITIONAL SESSIONS JUDGE]</w:t>
@@ -2121,11 +2992,19 @@
     </w:p>
     <w:p>
       <w:pPr>
-        <w:spacing w:after="240" w:before="240" w:lineRule="auto"/>
-        <w:rPr/>
-      </w:pPr>
-      <w:r>
-        <w:rPr>
+        <w:spacing w:after="60" w:before="0" w:lineRule="auto" w:line="312"/>
+        <w:ind w:firstLine="360"/>
+        <w:jc w:val="both"/>
+        <w:rPr/>
+      </w:pPr>
+      <w:r>
+        <w:rPr>
+          <w:rFonts w:ascii="Times New Roman" w:hAnsi="Times New Roman"/>
+          <w:b w:val="0"/>
+          <w:i w:val="0"/>
+          <w:color w:val="000000"/>
+          <w:sz w:val="22"/>
+          <w:u w:val="none"/>
           <w:rtl w:val="0"/>
         </w:rPr>
         <w:t xml:space="preserve">{CITY/DISTRICT}: [Location of the Court]</w:t>
@@ -2133,11 +3012,19 @@
     </w:p>
     <w:p>
       <w:pPr>
-        <w:spacing w:after="240" w:before="240" w:lineRule="auto"/>
-        <w:rPr/>
-      </w:pPr>
-      <w:r>
-        <w:rPr>
+        <w:spacing w:after="60" w:before="0" w:lineRule="auto" w:line="312"/>
+        <w:ind w:firstLine="360"/>
+        <w:jc w:val="both"/>
+        <w:rPr/>
+      </w:pPr>
+      <w:r>
+        <w:rPr>
+          <w:rFonts w:ascii="Times New Roman" w:hAnsi="Times New Roman"/>
+          <w:b w:val="0"/>
+          <w:i w:val="0"/>
+          <w:color w:val="000000"/>
+          <w:sz w:val="22"/>
+          <w:u w:val="none"/>
           <w:rtl w:val="0"/>
         </w:rPr>
         <w:t xml:space="preserve">{YEAR}: [Year of filing]</w:t>
@@ -2145,11 +3032,19 @@
     </w:p>
     <w:p>
       <w:pPr>
-        <w:spacing w:after="240" w:before="240" w:lineRule="auto"/>
-        <w:rPr/>
-      </w:pPr>
-      <w:r>
-        <w:rPr>
+        <w:spacing w:after="60" w:before="0" w:lineRule="auto" w:line="312"/>
+        <w:ind w:firstLine="360"/>
+        <w:jc w:val="both"/>
+        <w:rPr/>
+      </w:pPr>
+      <w:r>
+        <w:rPr>
+          <w:rFonts w:ascii="Times New Roman" w:hAnsi="Times New Roman"/>
+          <w:b/>
+          <w:i w:val="0"/>
+          <w:color w:val="000000"/>
+          <w:sz w:val="22"/>
+          <w:u w:val="none"/>
           <w:rtl w:val="0"/>
         </w:rPr>
         <w:t xml:space="preserve">{NAME OF ACCUSED/PETITIONER}:</w:t>
@@ -2157,11 +3052,19 @@
     </w:p>
     <w:p>
       <w:pPr>
-        <w:spacing w:after="240" w:before="240" w:lineRule="auto"/>
-        <w:rPr/>
-      </w:pPr>
-      <w:r>
-        <w:rPr>
+        <w:spacing w:after="60" w:before="0" w:lineRule="auto" w:line="312"/>
+        <w:ind w:firstLine="360"/>
+        <w:jc w:val="both"/>
+        <w:rPr/>
+      </w:pPr>
+      <w:r>
+        <w:rPr>
+          <w:rFonts w:ascii="Times New Roman" w:hAnsi="Times New Roman"/>
+          <w:b w:val="0"/>
+          <w:i w:val="0"/>
+          <w:color w:val="000000"/>
+          <w:sz w:val="22"/>
+          <w:u w:val="none"/>
           <w:rtl w:val="0"/>
         </w:rPr>
         <w:t xml:space="preserve">{FATHER/HUSBAND'S NAME}:</w:t>
@@ -2169,11 +3072,19 @@
     </w:p>
     <w:p>
       <w:pPr>
-        <w:spacing w:after="240" w:before="240" w:lineRule="auto"/>
-        <w:rPr/>
-      </w:pPr>
-      <w:r>
-        <w:rPr>
+        <w:spacing w:after="60" w:before="0" w:lineRule="auto" w:line="312"/>
+        <w:ind w:firstLine="360"/>
+        <w:jc w:val="both"/>
+        <w:rPr/>
+      </w:pPr>
+      <w:r>
+        <w:rPr>
+          <w:rFonts w:ascii="Times New Roman" w:hAnsi="Times New Roman"/>
+          <w:b w:val="0"/>
+          <w:i w:val="0"/>
+          <w:color w:val="000000"/>
+          <w:sz w:val="22"/>
+          <w:u w:val="none"/>
           <w:rtl w:val="0"/>
         </w:rPr>
         <w:t xml:space="preserve">{FULL ADDRESS}:</w:t>
@@ -2181,11 +3092,19 @@
     </w:p>
     <w:p>
       <w:pPr>
-        <w:spacing w:after="240" w:before="240" w:lineRule="auto"/>
-        <w:rPr/>
-      </w:pPr>
-      <w:r>
-        <w:rPr>
+        <w:spacing w:after="60" w:before="0" w:lineRule="auto" w:line="312"/>
+        <w:ind w:firstLine="360"/>
+        <w:jc w:val="both"/>
+        <w:rPr/>
+      </w:pPr>
+      <w:r>
+        <w:rPr>
+          <w:rFonts w:ascii="Times New Roman" w:hAnsi="Times New Roman"/>
+          <w:b/>
+          <w:i w:val="0"/>
+          <w:color w:val="000000"/>
+          <w:sz w:val="22"/>
+          <w:u w:val="none"/>
           <w:rtl w:val="0"/>
         </w:rPr>
         <w:t xml:space="preserve">{TEHSIL} &amp; {DISTRICT} (of Petitioner):</w:t>
@@ -2193,11 +3112,19 @@
     </w:p>
     <w:p>
       <w:pPr>
-        <w:spacing w:after="240" w:before="240" w:lineRule="auto"/>
-        <w:rPr/>
-      </w:pPr>
-      <w:r>
-        <w:rPr>
+        <w:spacing w:after="60" w:before="0" w:lineRule="auto" w:line="312"/>
+        <w:ind w:firstLine="360"/>
+        <w:jc w:val="both"/>
+        <w:rPr/>
+      </w:pPr>
+      <w:r>
+        <w:rPr>
+          <w:rFonts w:ascii="Times New Roman" w:hAnsi="Times New Roman"/>
+          <w:b w:val="0"/>
+          <w:i w:val="0"/>
+          <w:color w:val="000000"/>
+          <w:sz w:val="22"/>
+          <w:u w:val="none"/>
           <w:rtl w:val="0"/>
         </w:rPr>
         <w:t xml:space="preserve">{COMPLAINANT/DEPARTMENT NAME}:</w:t>
@@ -2205,11 +3132,19 @@
     </w:p>
     <w:p>
       <w:pPr>
-        <w:spacing w:after="240" w:before="240" w:lineRule="auto"/>
-        <w:rPr/>
-      </w:pPr>
-      <w:r>
-        <w:rPr>
+        <w:spacing w:after="60" w:before="0" w:lineRule="auto" w:line="312"/>
+        <w:ind w:firstLine="360"/>
+        <w:jc w:val="both"/>
+        <w:rPr/>
+      </w:pPr>
+      <w:r>
+        <w:rPr>
+          <w:rFonts w:ascii="Times New Roman" w:hAnsi="Times New Roman"/>
+          <w:b w:val="0"/>
+          <w:i w:val="0"/>
+          <w:color w:val="000000"/>
+          <w:sz w:val="22"/>
+          <w:u w:val="none"/>
           <w:rtl w:val="0"/>
         </w:rPr>
         <w:t xml:space="preserve">{FIR NUMBER} &amp; {DATE OF FIR}:</w:t>
@@ -2217,11 +3152,19 @@
     </w:p>
     <w:p>
       <w:pPr>
-        <w:spacing w:after="240" w:before="240" w:lineRule="auto"/>
-        <w:rPr/>
-      </w:pPr>
-      <w:r>
-        <w:rPr>
+        <w:spacing w:after="60" w:before="0" w:lineRule="auto" w:line="312"/>
+        <w:ind w:firstLine="360"/>
+        <w:jc w:val="both"/>
+        <w:rPr/>
+      </w:pPr>
+      <w:r>
+        <w:rPr>
+          <w:rFonts w:ascii="Times New Roman" w:hAnsi="Times New Roman"/>
+          <w:b w:val="0"/>
+          <w:i w:val="0"/>
+          <w:color w:val="000000"/>
+          <w:sz w:val="22"/>
+          <w:u w:val="none"/>
           <w:rtl w:val="0"/>
         </w:rPr>
         <w:t xml:space="preserve">{RELEVANT SECTIONS OF SPECIAL LAWS &amp; PPC}: [E.g., 36, 37 ETO-2002 / 420, 109 PPC]</w:t>
@@ -2229,11 +3172,19 @@
     </w:p>
     <w:p>
       <w:pPr>
-        <w:spacing w:after="240" w:before="240" w:lineRule="auto"/>
-        <w:rPr/>
-      </w:pPr>
-      <w:r>
-        <w:rPr>
+        <w:spacing w:after="60" w:before="0" w:lineRule="auto" w:line="312"/>
+        <w:ind w:firstLine="360"/>
+        <w:jc w:val="both"/>
+        <w:rPr/>
+      </w:pPr>
+      <w:r>
+        <w:rPr>
+          <w:rFonts w:ascii="Times New Roman" w:hAnsi="Times New Roman"/>
+          <w:b w:val="0"/>
+          <w:i w:val="0"/>
+          <w:color w:val="000000"/>
+          <w:sz w:val="22"/>
+          <w:u w:val="none"/>
           <w:rtl w:val="0"/>
         </w:rPr>
         <w:t xml:space="preserve">{INVESTIGATING AGENCY/ POLICE STATION}:</w:t>
@@ -2241,11 +3192,19 @@
     </w:p>
     <w:p>
       <w:pPr>
-        <w:spacing w:after="240" w:before="240" w:lineRule="auto"/>
-        <w:rPr/>
-      </w:pPr>
-      <w:r>
-        <w:rPr>
+        <w:spacing w:after="60" w:before="0" w:lineRule="auto" w:line="312"/>
+        <w:ind w:firstLine="360"/>
+        <w:jc w:val="both"/>
+        <w:rPr/>
+      </w:pPr>
+      <w:r>
+        <w:rPr>
+          <w:rFonts w:ascii="Times New Roman" w:hAnsi="Times New Roman"/>
+          <w:b w:val="0"/>
+          <w:i w:val="0"/>
+          <w:color w:val="000000"/>
+          <w:sz w:val="22"/>
+          <w:u w:val="none"/>
           <w:rtl w:val="0"/>
         </w:rPr>
         <w:t xml:space="preserve">{DISTRICT WHERE CASE IS TRIABLE}:</w:t>
@@ -2253,11 +3212,19 @@
     </w:p>
     <w:p>
       <w:pPr>
-        <w:spacing w:after="240" w:before="240" w:lineRule="auto"/>
-        <w:rPr/>
-      </w:pPr>
-      <w:r>
-        <w:rPr>
+        <w:spacing w:after="60" w:before="0" w:lineRule="auto" w:line="312"/>
+        <w:ind w:firstLine="360"/>
+        <w:jc w:val="both"/>
+        <w:rPr/>
+      </w:pPr>
+      <w:r>
+        <w:rPr>
+          <w:rFonts w:ascii="Times New Roman" w:hAnsi="Times New Roman"/>
+          <w:b w:val="0"/>
+          <w:i w:val="0"/>
+          <w:color w:val="000000"/>
+          <w:sz w:val="22"/>
+          <w:u w:val="none"/>
           <w:rtl w:val="0"/>
         </w:rPr>
         <w:t xml:space="preserve">{SUMMARY OF ALLEGATIONS}:</w:t>
@@ -2265,11 +3232,19 @@
     </w:p>
     <w:p>
       <w:pPr>
-        <w:spacing w:after="240" w:before="240" w:lineRule="auto"/>
-        <w:rPr/>
-      </w:pPr>
-      <w:r>
-        <w:rPr>
+        <w:spacing w:after="60" w:before="0" w:lineRule="auto" w:line="312"/>
+        <w:ind w:firstLine="360"/>
+        <w:jc w:val="both"/>
+        <w:rPr/>
+      </w:pPr>
+      <w:r>
+        <w:rPr>
+          <w:rFonts w:ascii="Times New Roman" w:hAnsi="Times New Roman"/>
+          <w:b w:val="0"/>
+          <w:i w:val="0"/>
+          <w:color w:val="000000"/>
+          <w:sz w:val="22"/>
+          <w:u w:val="none"/>
           <w:rtl w:val="0"/>
         </w:rPr>
         <w:t xml:space="preserve">{DATE OF ARREST}:</w:t>
@@ -2277,11 +3252,19 @@
     </w:p>
     <w:p>
       <w:pPr>
-        <w:spacing w:after="240" w:before="240" w:lineRule="auto"/>
-        <w:rPr/>
-      </w:pPr>
-      <w:r>
-        <w:rPr>
+        <w:spacing w:after="60" w:before="0" w:lineRule="auto" w:line="312"/>
+        <w:ind w:firstLine="360"/>
+        <w:jc w:val="both"/>
+        <w:rPr/>
+      </w:pPr>
+      <w:r>
+        <w:rPr>
+          <w:rFonts w:ascii="Times New Roman" w:hAnsi="Times New Roman"/>
+          <w:b w:val="0"/>
+          <w:i w:val="0"/>
+          <w:color w:val="000000"/>
+          <w:sz w:val="22"/>
+          <w:u w:val="none"/>
           <w:rtl w:val="0"/>
         </w:rPr>
         <w:t xml:space="preserve">{NAME OF CO-ACCUSED}:</w:t>
@@ -2289,11 +3272,19 @@
     </w:p>
     <w:p>
       <w:pPr>
-        <w:spacing w:after="240" w:before="240" w:lineRule="auto"/>
-        <w:rPr/>
-      </w:pPr>
-      <w:r>
-        <w:rPr>
+        <w:spacing w:after="60" w:before="0" w:lineRule="auto" w:line="312"/>
+        <w:ind w:firstLine="360"/>
+        <w:jc w:val="both"/>
+        <w:rPr/>
+      </w:pPr>
+      <w:r>
+        <w:rPr>
+          <w:rFonts w:ascii="Times New Roman" w:hAnsi="Times New Roman"/>
+          <w:b w:val="0"/>
+          <w:i w:val="0"/>
+          <w:color w:val="000000"/>
+          <w:sz w:val="22"/>
+          <w:u w:val="none"/>
           <w:rtl w:val="0"/>
         </w:rPr>
         <w:t xml:space="preserve">{DATE OF CO-ACCUSED BAIL ORDER}:</w:t>
@@ -2301,11 +3292,19 @@
     </w:p>
     <w:p>
       <w:pPr>
-        <w:spacing w:after="240" w:before="240" w:lineRule="auto"/>
-        <w:rPr/>
-      </w:pPr>
-      <w:r>
-        <w:rPr>
+        <w:spacing w:after="60" w:before="0" w:lineRule="auto" w:line="312"/>
+        <w:ind w:firstLine="360"/>
+        <w:jc w:val="both"/>
+        <w:rPr/>
+      </w:pPr>
+      <w:r>
+        <w:rPr>
+          <w:rFonts w:ascii="Times New Roman" w:hAnsi="Times New Roman"/>
+          <w:b w:val="0"/>
+          <w:i w:val="0"/>
+          <w:color w:val="000000"/>
+          <w:sz w:val="22"/>
+          <w:u w:val="none"/>
           <w:rtl w:val="0"/>
         </w:rPr>
         <w:t xml:space="preserve">{NAME OF JUDGE &amp; COURT}:</w:t>
@@ -2313,11 +3312,19 @@
     </w:p>
     <w:p>
       <w:pPr>
-        <w:spacing w:after="240" w:before="240" w:lineRule="auto"/>
-        <w:rPr/>
-      </w:pPr>
-      <w:r>
-        <w:rPr>
+        <w:spacing w:after="60" w:before="0" w:lineRule="auto" w:line="312"/>
+        <w:ind w:firstLine="360"/>
+        <w:jc w:val="both"/>
+        <w:rPr/>
+      </w:pPr>
+      <w:r>
+        <w:rPr>
+          <w:rFonts w:ascii="Times New Roman" w:hAnsi="Times New Roman"/>
+          <w:b w:val="0"/>
+          <w:i w:val="0"/>
+          <w:color w:val="000000"/>
+          <w:sz w:val="22"/>
+          <w:u w:val="none"/>
           <w:rtl w:val="0"/>
         </w:rPr>
         <w:t xml:space="preserve">{REASON FOR FALSE IMPLICATION}:</w:t>
@@ -2325,11 +3332,19 @@
     </w:p>
     <w:p>
       <w:pPr>
-        <w:spacing w:after="240" w:before="240" w:lineRule="auto"/>
-        <w:rPr/>
-      </w:pPr>
-      <w:r>
-        <w:rPr>
+        <w:spacing w:after="60" w:before="0" w:lineRule="auto" w:line="312"/>
+        <w:ind w:firstLine="360"/>
+        <w:jc w:val="both"/>
+        <w:rPr/>
+      </w:pPr>
+      <w:r>
+        <w:rPr>
+          <w:rFonts w:ascii="Times New Roman" w:hAnsi="Times New Roman"/>
+          <w:b/>
+          <w:i w:val="0"/>
+          <w:color w:val="000000"/>
+          <w:sz w:val="22"/>
+          <w:u w:val="none"/>
           <w:rtl w:val="0"/>
         </w:rPr>
         <w:t xml:space="preserve">{PETITIONER'S VERSION / "REAL STORY"}:</w:t>
@@ -2337,11 +3352,19 @@
     </w:p>
     <w:p>
       <w:pPr>
-        <w:spacing w:after="240" w:before="240" w:lineRule="auto"/>
-        <w:rPr/>
-      </w:pPr>
-      <w:r>
-        <w:rPr>
+        <w:spacing w:after="60" w:before="0" w:lineRule="auto" w:line="312"/>
+        <w:ind w:firstLine="360"/>
+        <w:jc w:val="both"/>
+        <w:rPr/>
+      </w:pPr>
+      <w:r>
+        <w:rPr>
+          <w:rFonts w:ascii="Times New Roman" w:hAnsi="Times New Roman"/>
+          <w:b w:val="0"/>
+          <w:i w:val="0"/>
+          <w:color w:val="000000"/>
+          <w:sz w:val="22"/>
+          <w:u w:val="none"/>
           <w:rtl w:val="0"/>
         </w:rPr>
         <w:t xml:space="preserve">{NAME OF OTHER PERSON(S) WHO BENEFITED}:</w:t>
@@ -2349,11 +3372,19 @@
     </w:p>
     <w:p>
       <w:pPr>
-        <w:spacing w:after="240" w:before="240" w:lineRule="auto"/>
-        <w:rPr/>
-      </w:pPr>
-      <w:r>
-        <w:rPr>
+        <w:spacing w:after="60" w:before="0" w:lineRule="auto" w:line="312"/>
+        <w:ind w:firstLine="360"/>
+        <w:jc w:val="both"/>
+        <w:rPr/>
+      </w:pPr>
+      <w:r>
+        <w:rPr>
+          <w:rFonts w:ascii="Times New Roman" w:hAnsi="Times New Roman"/>
+          <w:b w:val="0"/>
+          <w:i w:val="0"/>
+          <w:color w:val="000000"/>
+          <w:sz w:val="22"/>
+          <w:u w:val="none"/>
           <w:rtl w:val="0"/>
         </w:rPr>
         <w:t xml:space="preserve">{SPECIFIC WEAKNESS IN PROSECUTION CASE}:</w:t>
@@ -2361,11 +3392,19 @@
     </w:p>
     <w:p>
       <w:pPr>
-        <w:spacing w:after="240" w:before="240" w:lineRule="auto"/>
-        <w:rPr/>
-      </w:pPr>
-      <w:r>
-        <w:rPr>
+        <w:spacing w:after="60" w:before="0" w:lineRule="auto" w:line="312"/>
+        <w:ind w:firstLine="360"/>
+        <w:jc w:val="both"/>
+        <w:rPr/>
+      </w:pPr>
+      <w:r>
+        <w:rPr>
+          <w:rFonts w:ascii="Times New Roman" w:hAnsi="Times New Roman"/>
+          <w:b w:val="0"/>
+          <w:i w:val="0"/>
+          <w:color w:val="000000"/>
+          <w:sz w:val="22"/>
+          <w:u w:val="none"/>
           <w:rtl w:val="0"/>
         </w:rPr>
         <w:t xml:space="preserve">{AMOUNT OF BAIL BOND}:</w:t>
@@ -2373,11 +3412,19 @@
     </w:p>
     <w:p>
       <w:pPr>
-        <w:spacing w:after="240" w:before="240" w:lineRule="auto"/>
-        <w:rPr/>
-      </w:pPr>
-      <w:r>
-        <w:rPr>
+        <w:spacing w:after="60" w:before="0" w:lineRule="auto" w:line="312"/>
+        <w:ind w:firstLine="360"/>
+        <w:jc w:val="both"/>
+        <w:rPr/>
+      </w:pPr>
+      <w:r>
+        <w:rPr>
+          <w:rFonts w:ascii="Times New Roman" w:hAnsi="Times New Roman"/>
+          <w:b w:val="0"/>
+          <w:i w:val="0"/>
+          <w:color w:val="000000"/>
+          <w:sz w:val="22"/>
+          <w:u w:val="none"/>
           <w:rtl w:val="0"/>
         </w:rPr>
         <w:t xml:space="preserve">{LAST PARAGRAPH NUMBER}:</w:t>
@@ -2385,11 +3432,19 @@
     </w:p>
     <w:p>
       <w:pPr>
-        <w:spacing w:after="240" w:before="240" w:lineRule="auto"/>
-        <w:rPr/>
-      </w:pPr>
-      <w:r>
-        <w:rPr>
+        <w:spacing w:after="60" w:before="0" w:lineRule="auto" w:line="312"/>
+        <w:ind w:firstLine="360"/>
+        <w:jc w:val="both"/>
+        <w:rPr/>
+      </w:pPr>
+      <w:r>
+        <w:rPr>
+          <w:rFonts w:ascii="Times New Roman" w:hAnsi="Times New Roman"/>
+          <w:b/>
+          <w:i w:val="0"/>
+          <w:color w:val="000000"/>
+          <w:sz w:val="22"/>
+          <w:u w:val="none"/>
           <w:rtl w:val="0"/>
         </w:rPr>
         <w:t xml:space="preserve">{NAME OF ADVOCATE}:</w:t>
@@ -2397,11 +3452,19 @@
     </w:p>
     <w:p>
       <w:pPr>
-        <w:spacing w:after="240" w:before="240" w:lineRule="auto"/>
-        <w:rPr/>
-      </w:pPr>
-      <w:r>
-        <w:rPr>
+        <w:spacing w:after="60" w:before="0" w:lineRule="auto" w:line="312"/>
+        <w:ind w:firstLine="360"/>
+        <w:jc w:val="both"/>
+        <w:rPr/>
+      </w:pPr>
+      <w:r>
+        <w:rPr>
+          <w:rFonts w:ascii="Times New Roman" w:hAnsi="Times New Roman"/>
+          <w:b w:val="0"/>
+          <w:i w:val="0"/>
+          <w:color w:val="000000"/>
+          <w:sz w:val="22"/>
+          <w:u w:val="none"/>
           <w:rtl w:val="0"/>
         </w:rPr>
         <w:t xml:space="preserve">{BAR COUNCIL NUMBER, OFFICE ADDRESS, CONTACT, EMAIL}:</w:t>
@@ -2421,24 +3484,116 @@
           <w:between w:space="0" w:sz="0" w:val="nil"/>
         </w:pBdr>
         <w:shd w:fill="auto" w:val="clear"/>
-        <w:spacing w:after="180" w:before="180" w:line="240" w:lineRule="auto"/>
-        <w:ind w:left="0" w:right="0" w:firstLine="0"/>
-        <w:jc w:val="left"/>
-        <w:rPr/>
-      </w:pPr>
-      <w:r>
-        <w:rPr>
+        <w:spacing w:after="60" w:before="0" w:line="312" w:lineRule="auto"/>
+        <w:ind w:left="0" w:right="0" w:firstLine="360"/>
+        <w:jc w:val="both"/>
+        <w:rPr/>
+      </w:pPr>
+      <w:r>
+        <w:rPr>
+          <w:rFonts w:ascii="Times New Roman" w:hAnsi="Times New Roman"/>
+          <w:b w:val="0"/>
+          <w:i w:val="0"/>
+          <w:color w:val="000000"/>
+          <w:sz w:val="22"/>
+          <w:u w:val="none"/>
           <w:rtl w:val="0"/>
         </w:rPr>
       </w:r>
     </w:p>
     <w:sectPr>
+      <w:background w:color="f7eedf"/>
+      <w:headerReference w:type="default" r:id="rId6"/>
+      <w:footerReference w:type="default" r:id="rId7"/>
       <w:pgSz w:h="15840" w:w="12240" w:orient="portrait"/>
-      <w:pgMar w:bottom="1440" w:top="1440" w:left="1440" w:right="1440" w:header="360" w:footer="360"/>
+      <w:pgMar w:bottom="1152" w:top="1152" w:left="1440" w:right="1440" w:header="360" w:footer="360"/>
       <w:pgNumType w:start="1"/>
+      <w:pgBorders w:offsetFrom="page">
+        <w:top w:val="single" w:sz="20" w:space="20" w:color="000000"/>
+        <w:left w:val="single" w:sz="20" w:space="20" w:color="000000"/>
+        <w:bottom w:val="single" w:sz="20" w:space="20" w:color="000000"/>
+        <w:right w:val="single" w:sz="20" w:space="20" w:color="000000"/>
+      </w:pgBorders>
     </w:sectPr>
   </w:body>
 </w:document>
+</file>
+
+<file path=word/footer1.xml><?xml version="1.0" encoding="utf-8"?>
+<w:ftr xmlns:m="http://schemas.openxmlformats.org/officeDocument/2006/math" xmlns:mc="http://schemas.openxmlformats.org/markup-compatibility/2006" xmlns:mo="http://schemas.microsoft.com/office/mac/office/2008/main" xmlns:mv="urn:schemas-microsoft-com:mac:vml" xmlns:o="urn:schemas-microsoft-com:office:office" xmlns:r="http://schemas.openxmlformats.org/officeDocument/2006/relationships" xmlns:v="urn:schemas-microsoft-com:vml" xmlns:w10="urn:schemas-microsoft-com:office:word" xmlns:w14="http://schemas.microsoft.com/office/word/2010/wordml" xmlns:w="http://schemas.openxmlformats.org/wordprocessingml/2006/main" xmlns:wne="http://schemas.microsoft.com/office/word/2006/wordml" xmlns:wp14="http://schemas.microsoft.com/office/word/2010/wordprocessingDrawing" xmlns:wp="http://schemas.openxmlformats.org/drawingml/2006/wordprocessingDrawing" xmlns:wpc="http://schemas.microsoft.com/office/word/2010/wordprocessingCanvas" xmlns:wpg="http://schemas.microsoft.com/office/word/2010/wordprocessingGroup" xmlns:wpi="http://schemas.microsoft.com/office/word/2010/wordprocessingInk" xmlns:wps="http://schemas.microsoft.com/office/word/2010/wordprocessingShape" mc:Ignorable="w14 wp14">
+  <w:p>
+    <w:pPr>
+      <w:jc w:val="center"/>
+    </w:pPr>
+    <w:r>
+      <w:rPr>
+        <w:rFonts w:ascii="Times New Roman" w:hAnsi="Times New Roman"/>
+        <w:b w:val="0"/>
+        <w:color w:val="505050"/>
+        <w:sz w:val="16"/>
+      </w:rPr>
+      <w:t>Generated by Lawmate</w:t>
+    </w:r>
+  </w:p>
+</w:ftr>
+</file>
+
+<file path=word/header1.xml><?xml version="1.0" encoding="utf-8"?>
+<w:hdr xmlns:m="http://schemas.openxmlformats.org/officeDocument/2006/math" xmlns:mc="http://schemas.openxmlformats.org/markup-compatibility/2006" xmlns:mo="http://schemas.microsoft.com/office/mac/office/2008/main" xmlns:mv="urn:schemas-microsoft-com:mac:vml" xmlns:o="urn:schemas-microsoft-com:office:office" xmlns:r="http://schemas.openxmlformats.org/officeDocument/2006/relationships" xmlns:v="urn:schemas-microsoft-com:vml" xmlns:w10="urn:schemas-microsoft-com:office:word" xmlns:w14="http://schemas.microsoft.com/office/word/2010/wordml" xmlns:w="http://schemas.openxmlformats.org/wordprocessingml/2006/main" xmlns:wne="http://schemas.microsoft.com/office/word/2006/wordml" xmlns:wp14="http://schemas.microsoft.com/office/word/2010/wordprocessingDrawing" xmlns:wp="http://schemas.openxmlformats.org/drawingml/2006/wordprocessingDrawing" xmlns:wpc="http://schemas.microsoft.com/office/word/2010/wordprocessingCanvas" xmlns:wpg="http://schemas.microsoft.com/office/word/2010/wordprocessingGroup" xmlns:wpi="http://schemas.microsoft.com/office/word/2010/wordprocessingInk" xmlns:wps="http://schemas.microsoft.com/office/word/2010/wordprocessingShape" mc:Ignorable="w14 wp14">
+  <w:p>
+    <w:pPr>
+      <w:jc w:val="center"/>
+    </w:pPr>
+    <w:r>
+      <w:drawing>
+        <wp:inline xmlns:a="http://schemas.openxmlformats.org/drawingml/2006/main" xmlns:pic="http://schemas.openxmlformats.org/drawingml/2006/picture">
+          <wp:extent cx="1371600" cy="1250354"/>
+          <wp:docPr id="1" name="Picture 1"/>
+          <wp:cNvGraphicFramePr>
+            <a:graphicFrameLocks noChangeAspect="1"/>
+          </wp:cNvGraphicFramePr>
+          <a:graphic>
+            <a:graphicData uri="http://schemas.openxmlformats.org/drawingml/2006/picture">
+              <pic:pic>
+                <pic:nvPicPr>
+                  <pic:cNvPr id="0" name="Copy of Copy of Labor Law Thesis Defense by Slidesgo.pptx.png"/>
+                  <pic:cNvPicPr/>
+                </pic:nvPicPr>
+                <pic:blipFill>
+                  <a:blip r:embed="rId4"/>
+                  <a:stretch>
+                    <a:fillRect/>
+                  </a:stretch>
+                </pic:blipFill>
+                <pic:spPr>
+                  <a:xfrm>
+                    <a:off x="0" y="0"/>
+                    <a:ext cx="1371600" cy="1250354"/>
+                  </a:xfrm>
+                  <a:prstGeom prst="rect"/>
+                </pic:spPr>
+              </pic:pic>
+            </a:graphicData>
+          </a:graphic>
+        </wp:inline>
+      </w:drawing>
+    </w:r>
+  </w:p>
+  <w:p>
+    <w:pPr>
+      <w:jc w:val="center"/>
+    </w:pPr>
+    <w:r>
+      <w:rPr>
+        <w:rFonts w:ascii="Times New Roman" w:hAnsi="Times New Roman"/>
+        <w:b w:val="0"/>
+        <w:color w:val="000000"/>
+        <w:sz w:val="16"/>
+      </w:rPr>
+      <w:t>________________________________________________________________________________</w:t>
+    </w:r>
+  </w:p>
+</w:hdr>
 </file>
 
 <file path=word/numbering.xml><?xml version="1.0" encoding="utf-8"?>
